--- a/out/02_HR/SNX-HR-SOP-12 Rotation (Rev00 DRAFT).docx
+++ b/out/02_HR/SNX-HR-SOP-12 Rotation (Rev00 DRAFT).docx
@@ -2420,7 +2420,7 @@
           <w:sz w:val="24"/>
           <w:szCs w:val="24"/>
         </w:rPr>
-        <w:t xml:space="preserve">Hasil yang dijaga: setiap rotasi punya tujuan tertulis dan berlaku sesudah keputusan tertulis. Untuk pengembangan keterampilan, hasilnya dinilai sesudah masa rotasi.</w:t>
+        <w:t xml:space="preserve">Hasil yang dijaga: setiap rotasi punya tujuan tertulis dan berlaku sesudah keputusan tertulis. Untuk pengembangan keterampilan, HR Manager menilai keterampilan karyawan sesudah masa rotasi.</w:t>
       </w:r>
     </w:p>
     <w:p>
@@ -2459,7 +2459,7 @@
           <w:sz w:val="24"/>
           <w:szCs w:val="24"/>
         </w:rPr>
-        <w:t xml:space="preserve">SOP ini berlaku untuk karyawan SINUX yang menjabat di jabatan yang tercantum di SNX-HR-ORG-01 dan SNX-HR-JA-01 dan akan menjalankan tugas atau fungsi jabatan lain pada unit kerja dan tingkatan jabatan yang sama. Prosesnya mulai dari usulan Atasan Langsung asal sampai penilaian hasil rotasi dan kembalinya karyawan ke tugas semula, termasuk pembaruan data karyawan dan pemberitahuan perubahan hak akses.</w:t>
+        <w:t xml:space="preserve">SOP ini berlaku untuk karyawan SINUX yang menjabat di jabatan yang tercantum di SNX-HR-ORG-01 dan SNX-HR-JA-01 dan akan menjalankan tugas atau fungsi jabatan lain pada unit kerja dan tingkatan jabatan yang sama. Prosesnya mulai dari usulan Atasan Langsung Asal sampai penilaian hasil rotasi dan kembalinya karyawan ke tugas semula, termasuk pembaruan data karyawan dan pemberitahuan perubahan hak akses.</w:t>
       </w:r>
     </w:p>
     <w:p>
@@ -2484,6 +2484,30 @@
           <w:szCs w:val="24"/>
         </w:rPr>
         <w:t xml:space="preserve">Dikecualikan dari SOP ini: kenaikan jabatan (SNX-HR-SOP-10); penurunan jabatan (SNX-HR-SOP-11); pemindahan ke unit kerja, divisi, atau lokasi operasional lain (SNX-HR-SOP-13); perpindahan dengan tujuan selain yang tertulis di butir 4.1 (USULAN); penetapan gaji dan tunjangan akibat rotasi (USULAN).</w:t>
+      </w:r>
+    </w:p>
+    <w:p>
+      <w:pPr>
+        <w:pBdr>
+          <w:top w:val="nil"/>
+          <w:left w:val="nil"/>
+          <w:bottom w:val="nil"/>
+          <w:right w:val="nil"/>
+          <w:between w:val="nil"/>
+        </w:pBdr>
+        <w:spacing w:after="120" w:line="252" w:lineRule="auto"/>
+        <w:jc w:val="both"/>
+        <w:rPr>
+          <w:sz w:val="24"/>
+          <w:szCs w:val="24"/>
+        </w:rPr>
+      </w:pPr>
+      <w:r>
+        <w:rPr>
+          <w:sz w:val="24"/>
+          <w:szCs w:val="24"/>
+        </w:rPr>
+        <w:t xml:space="preserve">Batas rotasi dan mutasi: perpindahan sementara untuk penyegaran atau pengembangan keterampilan, dalam unit kerja dan tingkatan jabatan yang sama, dengan karyawan kembali ke tugas semula sesudah masa rotasi, adalah rotasi (SNX-HR-SOP-12). Perpindahan menetap karena kebutuhan organisasi ke unit kerja, sub divisi Operation (NOC, SOC, serta SD dan PM), atau lokasi operasional lain adalah mutasi (SNX-HR-SOP-13) (USULAN).</w:t>
       </w:r>
     </w:p>
     <w:p>
@@ -2645,7 +2669,7 @@
                 <w:sz w:val="24"/>
                 <w:szCs w:val="24"/>
               </w:rPr>
-              <w:t>Atasan Langsung asal</w:t>
+              <w:t>Atasan Langsung Asal</w:t>
             </w:r>
           </w:p>
         </w:tc>
@@ -2694,7 +2718,7 @@
                 <w:sz w:val="24"/>
                 <w:szCs w:val="24"/>
               </w:rPr>
-              <w:t>Atasan Langsung tujuan</w:t>
+              <w:t>Atasan Langsung Tujuan</w:t>
             </w:r>
           </w:p>
         </w:tc>
@@ -2716,7 +2740,7 @@
                 <w:sz w:val="24"/>
                 <w:szCs w:val="24"/>
               </w:rPr>
-              <w:t>Jabatan yang menjadi tujuan laporan langsung dari jabatan tujuan, menurut kolom Melapor ke di SNX-HR-ORG-01. Jabatan ini bisa sama dengan Atasan Langsung asal.</w:t>
+              <w:t>Jabatan yang menjadi tujuan laporan langsung dari jabatan tujuan, menurut kolom Melapor ke di SNX-HR-ORG-01. Jabatan ini bisa sama dengan Atasan Langsung Asal.</w:t>
             </w:r>
           </w:p>
         </w:tc>
@@ -3451,7 +3475,7 @@
                 <w:sz w:val="24"/>
                 <w:szCs w:val="24"/>
               </w:rPr>
-              <w:t>Pengajuan tertulis dari Atasan Langsung asal untuk merotasi seorang karyawan.</w:t>
+              <w:t>Pengajuan tertulis dari Atasan Langsung Asal untuk merotasi seorang karyawan.</w:t>
             </w:r>
           </w:p>
         </w:tc>
@@ -3533,7 +3557,7 @@
           <w:sz w:val="24"/>
           <w:szCs w:val="24"/>
         </w:rPr>
-        <w:t xml:space="preserve">4.2 Tingkatan jabatan dan unit kerja (ISO 9001:2015 5.3): jabatan tujuan harus satu tingkatan dan satu unit kerja dengan jabatan karyawan, menurut definisi di bagian 3. HR Manager menilai keduanya dari SNX-HR-ORG-01 (butir 6.2). Bila SNX-HR-FRM-01 sudah disahkan dan menetapkan tingkatan jabatan, HR Manager memakai tingkatan itu (USULAN).</w:t>
+        <w:t xml:space="preserve">4.2 Tingkatan jabatan dan unit kerja (ISO 9001:2015 5.3): jabatan tujuan harus satu tingkatan dengan jabatan karyawan menurut definisi di bagian 3, dan berada di unit kerja yang sama (USULAN; batas rotasi dan mutasi ada di bagian 2). HR Manager menilai keduanya dari SNX-HR-ORG-01 (butir 6.2). Bila SNX-HR-FRM-01 sudah disahkan dan menetapkan tingkatan jabatan, HR Manager memakai tingkatan itu (USULAN).</w:t>
       </w:r>
     </w:p>
     <w:p>
@@ -3581,7 +3605,7 @@
           <w:sz w:val="24"/>
           <w:szCs w:val="24"/>
         </w:rPr>
-        <w:t xml:space="preserve">4.4 Pemisahan peran (ISO 9001:2015 5.3): Atasan Langsung asal mengusulkan, Atasan Langsung tujuan menanggapi, HR Manager menilai dan merekomendasikan, lalu Direktur Utama menetapkan keputusan rotasi. HRGA Officer memperbarui data karyawan dan mengarsipkan rekaman (butir 6.4 dan 6.5).</w:t>
+        <w:t xml:space="preserve">4.4 Pemisahan peran (ISO 9001:2015 5.3): Atasan Langsung Asal mengusulkan, Atasan Langsung Tujuan menanggapi, HR Manager menilai dan merekomendasikan, lalu Direktur Utama menetapkan keputusan rotasi. HRGA Officer memperbarui data karyawan dan mengarsipkan rekaman (butir 6.4 dan 6.5).</w:t>
       </w:r>
     </w:p>
     <w:p>
@@ -3677,7 +3701,7 @@
           <w:sz w:val="24"/>
           <w:szCs w:val="24"/>
         </w:rPr>
-        <w:t xml:space="preserve">4.8 Hak akses (ISO/IEC 27001:2022 Annex A 5.18): SNX-ISMS-SOP-02 memakai kata mutasi untuk perpindahan peran seseorang. Rotasi diperlakukan sebagai mutasi (USULAN): perubahan tugas mengikuti butir Perubahan Akses saat Mutasi di SNX-ISMS-SOP-02, yaitu hak akses lama yang tidak relevan dicabut dan hak akses baru diajukan (butir 6.4 dan 6.5).</w:t>
+        <w:t xml:space="preserve">4.8 Hak akses (ISO/IEC 27001:2022 Annex A 5.18): kata mutasi di SNX-ISMS-SOP-02 berarti perpindahan peran seseorang. Rotasi diperlakukan sebagai mutasi (USULAN): Atasan Langsung Tujuan saat tanggal berlaku, dan Atasan Langsung Asal saat masa rotasi berakhir, mengajukan perubahan hak akses menurut butir Perubahan Akses saat Mutasi di SNX-ISMS-SOP-02 (butir 6.4 dan 6.5).</w:t>
       </w:r>
     </w:p>
     <w:p>
@@ -4007,7 +4031,7 @@
                 <w:sz w:val="24"/>
                 <w:szCs w:val="24"/>
               </w:rPr>
-              <w:t>Memeriksa kelengkapan usulan rotasi, memberikan uraian jabatan tujuan kepada karyawan yang dirotasi, memperbarui data karyawan, memberi tahu Atasan Langsung tujuan dan Atasan Langsung asal tentang perubahan tugas, dan mengarsipkan rekaman di personal file (butir 6.2, 6.4, dan 6.5).</w:t>
+              <w:t>Memeriksa kelengkapan usulan rotasi, memberikan uraian jabatan tujuan kepada karyawan yang dirotasi, memperbarui data karyawan, memberi tahu Atasan Langsung Tujuan dan Atasan Langsung Asal tentang perubahan tugas, dan mengarsipkan rekaman di personal file (butir 6.2, 6.4, dan 6.5).</w:t>
             </w:r>
           </w:p>
         </w:tc>
@@ -4165,7 +4189,7 @@
                 <w:sz w:val="24"/>
                 <w:szCs w:val="24"/>
               </w:rPr>
-              <w:t>Atasan Langsung asal</w:t>
+              <w:t>Atasan Langsung Asal</w:t>
             </w:r>
           </w:p>
         </w:tc>
@@ -4259,7 +4283,7 @@
                 <w:sz w:val="24"/>
                 <w:szCs w:val="24"/>
               </w:rPr>
-              <w:t>Atasan Langsung tujuan</w:t>
+              <w:t>Atasan Langsung Tujuan</w:t>
             </w:r>
           </w:p>
         </w:tc>
@@ -4486,7 +4510,7 @@
           <w:sz w:val="24"/>
           <w:szCs w:val="24"/>
         </w:rPr>
-        <w:t xml:space="preserve">Atasan Langsung asal memulai proses. Langkah di butir 6.1 sampai 6.5 adalah (USULAN) sampai HR Manager dan Direktur Utama mengesahkan SOP ini.</w:t>
+        <w:t xml:space="preserve">Atasan Langsung Asal memulai proses. Langkah di butir 6.1 sampai 6.5 adalah (USULAN) sampai HR Manager dan Direktur Utama mengesahkan SOP ini.</w:t>
       </w:r>
     </w:p>
     <w:tbl>
@@ -4654,7 +4678,7 @@
                 <w:sz w:val="24"/>
                 <w:szCs w:val="24"/>
               </w:rPr>
-              <w:t>Atasan Langsung asal</w:t>
+              <w:t>Atasan Langsung Asal</w:t>
             </w:r>
           </w:p>
         </w:tc>
@@ -4744,7 +4768,7 @@
                 <w:sz w:val="24"/>
                 <w:szCs w:val="24"/>
               </w:rPr>
-              <w:t>Atasan Langsung asal</w:t>
+              <w:t>Atasan Langsung Asal</w:t>
             </w:r>
           </w:p>
         </w:tc>
@@ -4806,7 +4830,7 @@
                 <w:sz w:val="24"/>
                 <w:szCs w:val="24"/>
               </w:rPr>
-              <w:t>3. Kirim usulan rotasi ke Atasan Langsung tujuan dan HRGA Officer.</w:t>
+              <w:t>3. Kirim usulan rotasi ke Atasan Langsung Tujuan dan HRGA Officer.</w:t>
             </w:r>
           </w:p>
         </w:tc>
@@ -4834,7 +4858,7 @@
                 <w:sz w:val="24"/>
                 <w:szCs w:val="24"/>
               </w:rPr>
-              <w:t>Atasan Langsung asal</w:t>
+              <w:t>Atasan Langsung Asal</w:t>
             </w:r>
           </w:p>
         </w:tc>
@@ -5071,7 +5095,7 @@
                 <w:sz w:val="24"/>
                 <w:szCs w:val="24"/>
               </w:rPr>
-              <w:t>Atasan Langsung tujuan</w:t>
+              <w:t>Atasan Langsung Tujuan</w:t>
             </w:r>
           </w:p>
         </w:tc>
@@ -5100,7 +5124,7 @@
                 <w:sz w:val="24"/>
                 <w:szCs w:val="24"/>
               </w:rPr>
-              <w:t>Tanggapan Atasan Langsung tujuan (bagian 9 bila tidak bersedia)</w:t>
+              <w:t>Tanggapan Atasan Langsung Tujuan (bagian 9 bila tidak bersedia)</w:t>
             </w:r>
           </w:p>
         </w:tc>
@@ -5133,7 +5157,7 @@
                 <w:sz w:val="24"/>
                 <w:szCs w:val="24"/>
               </w:rPr>
-              <w:t>2. Periksa kelengkapan usulan rotasi dan tanggapan Atasan Langsung tujuan.</w:t>
+              <w:t>2. Periksa kelengkapan usulan rotasi dan tanggapan Atasan Langsung Tujuan.</w:t>
             </w:r>
           </w:p>
         </w:tc>
@@ -5730,7 +5754,7 @@
                 <w:sz w:val="24"/>
                 <w:szCs w:val="24"/>
               </w:rPr>
-              <w:t>3. Sampaikan keputusan rotasi kepada Atasan Langsung asal, Atasan Langsung tujuan, dan karyawan yang dirotasi.</w:t>
+              <w:t>3. Sampaikan keputusan rotasi kepada Atasan Langsung Asal, Atasan Langsung Tujuan, dan karyawan yang dirotasi.</w:t>
             </w:r>
           </w:p>
         </w:tc>
@@ -6261,7 +6285,7 @@
                 <w:sz w:val="24"/>
                 <w:szCs w:val="24"/>
               </w:rPr>
-              <w:t>4. Beri tahu Atasan Langsung tujuan tentang perubahan tugas paling lambat pada tanggal berlaku, agar perubahan hak akses diajukan menurut SNX-ISMS-SOP-02.</w:t>
+              <w:t>4. Beri tahu Atasan Langsung Tujuan tentang perubahan tugas paling lambat pada tanggal berlaku, supaya ia mengajukan perubahan hak akses.</w:t>
             </w:r>
           </w:p>
         </w:tc>
@@ -6379,7 +6403,7 @@
                 <w:sz w:val="24"/>
                 <w:szCs w:val="24"/>
               </w:rPr>
-              <w:t>Atasan Langsung tujuan</w:t>
+              <w:t>Atasan Langsung Tujuan</w:t>
             </w:r>
           </w:p>
         </w:tc>
@@ -6408,7 +6432,7 @@
                 <w:sz w:val="24"/>
                 <w:szCs w:val="24"/>
               </w:rPr>
-              <w:t>Permintaan perubahan akses</w:t>
+              <w:t>Permintaan perubahan hak akses</w:t>
             </w:r>
           </w:p>
         </w:tc>
@@ -6730,7 +6754,7 @@
                 <w:sz w:val="24"/>
                 <w:szCs w:val="24"/>
               </w:rPr>
-              <w:t>Atasan Langsung tujuan</w:t>
+              <w:t>Atasan Langsung Tujuan</w:t>
             </w:r>
           </w:p>
         </w:tc>
@@ -6972,7 +6996,7 @@
                 <w:sz w:val="24"/>
                 <w:szCs w:val="24"/>
               </w:rPr>
-              <w:t>4. Kembalikan tugas karyawan di data karyawan ke tugas sebelum rotasi.</w:t>
+              <w:t>4. Kembalikan tugas karyawan di data karyawan ke tugas semula.</w:t>
             </w:r>
           </w:p>
         </w:tc>
@@ -7062,7 +7086,7 @@
                 <w:sz w:val="24"/>
                 <w:szCs w:val="24"/>
               </w:rPr>
-              <w:t>5. Beri tahu Atasan Langsung asal tentang kembalinya karyawan ke tugas semula paling lambat pada hari masa rotasi berakhir, agar perubahan hak akses diajukan menurut SNX-ISMS-SOP-02.</w:t>
+              <w:t>5. Beri tahu Atasan Langsung Asal tentang kembalinya karyawan ke tugas semula paling lambat pada hari masa rotasi berakhir, supaya ia mengajukan perubahan hak akses.</w:t>
             </w:r>
           </w:p>
         </w:tc>
@@ -7180,7 +7204,7 @@
                 <w:sz w:val="24"/>
                 <w:szCs w:val="24"/>
               </w:rPr>
-              <w:t>Atasan Langsung asal</w:t>
+              <w:t>Atasan Langsung Asal</w:t>
             </w:r>
           </w:p>
         </w:tc>
@@ -7209,7 +7233,7 @@
                 <w:sz w:val="24"/>
                 <w:szCs w:val="24"/>
               </w:rPr>
-              <w:t>Permintaan perubahan akses</w:t>
+              <w:t>Permintaan perubahan hak akses</w:t>
             </w:r>
           </w:p>
         </w:tc>
@@ -7425,7 +7449,7 @@
           <w:sz w:val="24"/>
           <w:szCs w:val="24"/>
         </w:rPr>
-        <w:t xml:space="preserve">Gambar 1. Alur rotasi (USULAN). Garis putus-putus kembali ke alur utama. Tanggapan, pengajuan perubahan hak akses, dan laporan hasil rotasi oleh Atasan Langsung ada di butir 6.2, 6.4, dan 6.5.</w:t>
+        <w:t xml:space="preserve">Gambar 1. Alur rotasi (USULAN). Garis putus-putus kembali ke alur utama. Tanggapan, pengajuan perubahan hak akses, dan laporan hasil rotasi oleh Atasan Langsung Tujuan dan Atasan Langsung Asal ada di butir 6.2, 6.4, dan 6.5.</w:t>
       </w:r>
     </w:p>
     <w:p>
@@ -7637,7 +7661,7 @@
                 <w:sz w:val="24"/>
                 <w:szCs w:val="24"/>
               </w:rPr>
-              <w:t>Atasan Langsung tujuan</w:t>
+              <w:t>Atasan Langsung Tujuan</w:t>
             </w:r>
           </w:p>
         </w:tc>
@@ -8267,7 +8291,7 @@
                 <w:sz w:val="24"/>
                 <w:szCs w:val="24"/>
               </w:rPr>
-              <w:t>Atasan Langsung tujuan</w:t>
+              <w:t>Atasan Langsung Tujuan</w:t>
             </w:r>
           </w:p>
         </w:tc>
@@ -8518,7 +8542,7 @@
                 <w:sz w:val="24"/>
                 <w:szCs w:val="24"/>
               </w:rPr>
-              <w:t>Atasan Langsung tujuan tidak bersedia menerima karyawan pada butir 6.2</w:t>
+              <w:t>Atasan Langsung Tujuan tidak bersedia menerima karyawan pada butir 6.2</w:t>
             </w:r>
           </w:p>
         </w:tc>
@@ -8547,7 +8571,7 @@
                 <w:sz w:val="24"/>
                 <w:szCs w:val="24"/>
               </w:rPr>
-              <w:t>HRGA Officer memberi tahu Atasan Langsung asal bahwa usulan tidak dilanjutkan. Usulan baru untuk karyawan yang sama dimulai dari butir 6.1 (USULAN).</w:t>
+              <w:t>HRGA Officer memberi tahu Atasan Langsung Asal bahwa usulan tidak dilanjutkan. Usulan baru untuk karyawan yang sama dimulai dari butir 6.1 (USULAN).</w:t>
             </w:r>
           </w:p>
         </w:tc>
@@ -8606,7 +8630,7 @@
                 <w:sz w:val="24"/>
                 <w:szCs w:val="24"/>
               </w:rPr>
-              <w:t>HRGA Officer mengembalikan usulan ke Atasan Langsung asal beserta daftar kekurangan. Penilaian berlanjut setelah Atasan Langsung asal mengirim usulan yang lengkap.</w:t>
+              <w:t>HRGA Officer mengembalikan usulan ke Atasan Langsung Asal beserta daftar kekurangan. Penilaian berlanjut sesudah Atasan Langsung Asal mengirim usulan yang lengkap.</w:t>
             </w:r>
           </w:p>
         </w:tc>
@@ -8665,7 +8689,7 @@
                 <w:sz w:val="24"/>
                 <w:szCs w:val="24"/>
               </w:rPr>
-              <w:t>HR Manager mengembalikan usulan ke Atasan Langsung asal beserta alasannya. Pemindahan ke unit kerja lain diproses menurut SNX-HR-SOP-13 (USULAN).</w:t>
+              <w:t>HR Manager mengembalikan usulan ke Atasan Langsung Asal beserta alasannya. Pemindahan ke unit kerja lain diproses menurut SNX-HR-SOP-13 (USULAN).</w:t>
             </w:r>
           </w:p>
         </w:tc>
@@ -8724,7 +8748,7 @@
                 <w:sz w:val="24"/>
                 <w:szCs w:val="24"/>
               </w:rPr>
-              <w:t>HR Manager mengembalikan usulan ke Atasan Langsung asal beserta alasannya. Perpindahan ke tingkatan lebih tinggi mengikuti SNX-HR-SOP-10, dan ke tingkatan lebih rendah mengikuti SNX-HR-SOP-11 (USULAN).</w:t>
+              <w:t>HR Manager mengembalikan usulan ke Atasan Langsung Asal beserta alasannya. Perpindahan ke tingkatan lebih tinggi mengikuti SNX-HR-SOP-10, dan ke tingkatan lebih rendah mengikuti SNX-HR-SOP-11 (USULAN).</w:t>
             </w:r>
           </w:p>
         </w:tc>
@@ -8783,7 +8807,7 @@
                 <w:sz w:val="24"/>
                 <w:szCs w:val="24"/>
               </w:rPr>
-              <w:t>HR Manager mengembalikan usulan ke Atasan Langsung asal beserta alasannya. Usulan itu tidak diproses lewat SOP ini (USULAN).</w:t>
+              <w:t>HR Manager mengembalikan usulan ke Atasan Langsung Asal beserta alasannya. Usulan itu tidak diproses lewat SOP ini (USULAN).</w:t>
             </w:r>
           </w:p>
         </w:tc>
@@ -8901,7 +8925,7 @@
                 <w:sz w:val="24"/>
                 <w:szCs w:val="24"/>
               </w:rPr>
-              <w:t>Karyawan yang dirotasi atau HR Manager menyampaikan rencana rotasi kepada Atasan Langsung asal. Atasan Langsung asal memutuskan mengajukan usulan rotasi atau tidak (USULAN).</w:t>
+              <w:t>Karyawan yang dirotasi atau HR Manager menyampaikan rencana rotasi kepada Atasan Langsung Asal. Atasan Langsung Asal memutuskan mengajukan usulan rotasi atau tidak (USULAN).</w:t>
             </w:r>
           </w:p>
         </w:tc>
@@ -8960,7 +8984,7 @@
                 <w:sz w:val="24"/>
                 <w:szCs w:val="24"/>
               </w:rPr>
-              <w:t>HR Manager menyampaikan keputusan beserta alasannya kepada Atasan Langsung asal, Atasan Langsung tujuan, dan karyawan yang dirotasi. HRGA Officer mengarsipkan keputusan di personal file. Usulan baru dimulai dari butir 6.1.</w:t>
+              <w:t>HR Manager menyampaikan keputusan beserta alasannya kepada Atasan Langsung Asal, Atasan Langsung Tujuan, dan karyawan yang dirotasi. HRGA Officer mengarsipkan keputusan di personal file. Usulan baru dimulai dari butir 6.1.</w:t>
             </w:r>
           </w:p>
         </w:tc>
@@ -9344,7 +9368,7 @@
                 <w:sz w:val="24"/>
                 <w:szCs w:val="24"/>
               </w:rPr>
-              <w:t>Struktur Organisasi SINUX: daftar jabatan, unit, dan garis lapor yang menentukan Atasan Langsung dan tingkatan jabatan, serta nama peran di bagian 5.</w:t>
+              <w:t>Struktur Organisasi SINUX: daftar jabatan, unit, dan garis lapor yang menentukan Atasan Langsung Asal, Atasan Langsung Tujuan, dan tingkatan jabatan, serta nama peran di bagian 5.</w:t>
             </w:r>
           </w:p>
         </w:tc>
@@ -9638,7 +9662,7 @@
                 <w:sz w:val="24"/>
                 <w:szCs w:val="24"/>
               </w:rPr>
-              <w:t>User Access Control &amp; Authorization: perubahan akses saat mutasi (butir 4.8, 6.4, dan 6.5 SOP ini).</w:t>
+              <w:t>User Access Control &amp; Authorization: perubahan hak akses saat mutasi (butir 4.8, 6.4, dan 6.5 SOP ini).</w:t>
             </w:r>
           </w:p>
         </w:tc>
@@ -9904,7 +9928,7 @@
                 <w:sz w:val="24"/>
                 <w:szCs w:val="24"/>
               </w:rPr>
-              <w:t>Usulan rotasi, tanggapan Atasan Langsung tujuan, dan kesimpulan penilaian</w:t>
+              <w:t>Usulan rotasi, tanggapan Atasan Langsung Tujuan, dan kesimpulan penilaian</w:t>
             </w:r>
           </w:p>
         </w:tc>
@@ -10241,7 +10265,7 @@
           <w:sz w:val="24"/>
           <w:szCs w:val="24"/>
         </w:rPr>
-        <w:t xml:space="preserve">Status acuan klausul: (USULAN, dikonfirmasi konsultan)</w:t>
+        <w:t xml:space="preserve">Status acuan klausul: (USULAN, perlu konfirmasi konsultan)</w:t>
       </w:r>
     </w:p>
     <w:sectPr>

--- a/out/02_HR/SNX-HR-SOP-12 Rotation (Rev00 DRAFT).docx
+++ b/out/02_HR/SNX-HR-SOP-12 Rotation (Rev00 DRAFT).docx
@@ -1067,7 +1067,7 @@
           </w:tcPr>
           <w:p>
             <w:r>
-              <w:t>HR Manager</w:t>
+              <w:t>HR Lead</w:t>
             </w:r>
           </w:p>
         </w:tc>
@@ -1903,7 +1903,7 @@
           </w:tcPr>
           <w:p>
             <w:r>
-              <w:t>Aziz Priyo Widakdo / HR Manager</w:t>
+              <w:t>Aziz Priyo Widakdo / HR Lead</w:t>
             </w:r>
           </w:p>
         </w:tc>
@@ -2420,7 +2420,7 @@
           <w:sz w:val="24"/>
           <w:szCs w:val="24"/>
         </w:rPr>
-        <w:t xml:space="preserve">Hasil yang dijaga: setiap rotasi punya tujuan tertulis dan berlaku sesudah keputusan tertulis. Untuk pengembangan keterampilan, HR Manager menilai keterampilan karyawan sesudah masa rotasi.</w:t>
+        <w:t xml:space="preserve">Hasil yang dijaga: setiap rotasi punya tujuan tertulis dan berlaku sesudah keputusan tertulis. Untuk pengembangan keterampilan, HR Lead menilai keterampilan karyawan sesudah masa rotasi.</w:t>
       </w:r>
     </w:p>
     <w:p>
@@ -3533,7 +3533,7 @@
           <w:sz w:val="24"/>
           <w:szCs w:val="24"/>
         </w:rPr>
-        <w:t xml:space="preserve">4.1 Tujuan rotasi (ISO 9001:2015 7.2): rotasi hanya dilakukan untuk penyegaran atau pengembangan keterampilan. Usulan rotasi menyebut salah satunya, dan HR Manager memeriksanya sebelum merekomendasikan (butir 6.2).</w:t>
+        <w:t xml:space="preserve">4.1 Tujuan rotasi (ISO 9001:2015 7.2): rotasi hanya dilakukan untuk penyegaran atau pengembangan keterampilan. Usulan rotasi menyebut salah satunya, dan HR Lead memeriksanya sebelum merekomendasikan (butir 6.2).</w:t>
       </w:r>
     </w:p>
     <w:p>
@@ -3557,7 +3557,7 @@
           <w:sz w:val="24"/>
           <w:szCs w:val="24"/>
         </w:rPr>
-        <w:t xml:space="preserve">4.2 Tingkatan jabatan dan unit kerja (ISO 9001:2015 5.3): jabatan tujuan harus satu tingkatan dengan jabatan karyawan menurut definisi di bagian 3, dan berada di unit kerja yang sama (USULAN; batas rotasi dan mutasi ada di bagian 2). HR Manager menilai keduanya dari SNX-HR-ORG-01 (butir 6.2). Bila SNX-HR-FRM-01 sudah disahkan dan menetapkan tingkatan jabatan, HR Manager memakai tingkatan itu (USULAN).</w:t>
+        <w:t xml:space="preserve">4.2 Tingkatan jabatan dan unit kerja (ISO 9001:2015 5.3): jabatan tujuan harus satu tingkatan dengan jabatan karyawan menurut definisi di bagian 3, dan berada di unit kerja yang sama (USULAN; batas rotasi dan mutasi ada di bagian 2). HR Lead menilai keduanya dari SNX-HR-ORG-01 (butir 6.2). Bila SNX-HR-FRM-01 sudah disahkan dan menetapkan tingkatan jabatan, HR Lead memakai tingkatan itu (USULAN).</w:t>
       </w:r>
     </w:p>
     <w:p>
@@ -3581,7 +3581,7 @@
           <w:sz w:val="24"/>
           <w:szCs w:val="24"/>
         </w:rPr>
-        <w:t xml:space="preserve">4.3 Pengembangan keterampilan (ISO 9001:2015 7.2 dan ISO/IEC 27001:2022 7.2): untuk tujuan pengembangan keterampilan, HR Manager memeriksa bahwa keterampilan yang dituju tertulis sebagai kompetensi jabatan tujuan di SNX-HR-JA-01 (butir 6.2). Sesudah masa rotasi, HR Manager menilai kompetensi aktual karyawan terhadap keterampilan itu, mencatat kesenjangan, dan mencatat tindakan pelatihannya di SNX-HR-FRM-02 (butir 6.5, (USULAN)).</w:t>
+        <w:t xml:space="preserve">4.3 Pengembangan keterampilan (ISO 9001:2015 7.2 dan ISO/IEC 27001:2022 7.2): untuk tujuan pengembangan keterampilan, HR Lead memeriksa bahwa keterampilan yang dituju tertulis sebagai kompetensi jabatan tujuan di SNX-HR-JA-01 (butir 6.2). Sesudah masa rotasi, HR Lead menilai kompetensi aktual karyawan terhadap keterampilan itu, mencatat kesenjangan, dan mencatat tindakan pelatihannya di SNX-HR-FRM-02 (butir 6.5, (USULAN)).</w:t>
       </w:r>
     </w:p>
     <w:p>
@@ -3605,7 +3605,7 @@
           <w:sz w:val="24"/>
           <w:szCs w:val="24"/>
         </w:rPr>
-        <w:t xml:space="preserve">4.4 Pemisahan peran (ISO 9001:2015 5.3): Atasan Langsung Asal mengusulkan, Atasan Langsung Tujuan menanggapi, HR Manager menilai dan merekomendasikan, lalu Direktur Utama menetapkan keputusan rotasi. HRGA Officer memperbarui data karyawan dan mengarsipkan rekaman (butir 6.4 dan 6.5).</w:t>
+        <w:t xml:space="preserve">4.4 Pemisahan peran (ISO 9001:2015 5.3): Atasan Langsung Asal mengusulkan, Atasan Langsung Tujuan menanggapi, HR Lead menilai dan merekomendasikan, lalu Direktur Utama menetapkan keputusan rotasi. HRGA Officer memperbarui data karyawan dan mengarsipkan rekaman (butir 6.4 dan 6.5).</w:t>
       </w:r>
     </w:p>
     <w:p>
@@ -3907,7 +3907,7 @@
                 <w:sz w:val="24"/>
                 <w:szCs w:val="24"/>
               </w:rPr>
-              <w:t>HR Manager</w:t>
+              <w:t>HR Lead</w:t>
             </w:r>
           </w:p>
         </w:tc>
@@ -4061,7 +4061,7 @@
                 <w:sz w:val="24"/>
                 <w:szCs w:val="24"/>
               </w:rPr>
-              <w:t>Meminta kelengkapan data atau dokumen, memproses administrasi dalam SOP, dan mengeskalasi keputusan HR ke HR Manager (JA-12 di SNX-HR-JA-01).</w:t>
+              <w:t>Meminta kelengkapan data atau dokumen, memproses administrasi dalam SOP, dan mengeskalasi keputusan HR ke HR Lead (JA-12 di SNX-HR-JA-01).</w:t>
             </w:r>
           </w:p>
         </w:tc>
@@ -4510,7 +4510,7 @@
           <w:sz w:val="24"/>
           <w:szCs w:val="24"/>
         </w:rPr>
-        <w:t xml:space="preserve">Atasan Langsung Asal memulai proses. Langkah di butir 6.1 sampai 6.5 adalah (USULAN) sampai HR Manager dan Direktur Utama mengesahkan SOP ini.</w:t>
+        <w:t xml:space="preserve">Atasan Langsung Asal memulai proses. Langkah di butir 6.1 sampai 6.5 adalah (USULAN) sampai HR Lead dan Direktur Utama mengesahkan SOP ini.</w:t>
       </w:r>
     </w:p>
     <w:tbl>
@@ -5275,7 +5275,7 @@
                 <w:sz w:val="24"/>
                 <w:szCs w:val="24"/>
               </w:rPr>
-              <w:t>HR Manager</w:t>
+              <w:t>HR Lead</w:t>
             </w:r>
           </w:p>
         </w:tc>
@@ -5365,7 +5365,7 @@
                 <w:sz w:val="24"/>
                 <w:szCs w:val="24"/>
               </w:rPr>
-              <w:t>HR Manager</w:t>
+              <w:t>HR Lead</w:t>
             </w:r>
           </w:p>
         </w:tc>
@@ -5602,7 +5602,7 @@
                 <w:sz w:val="24"/>
                 <w:szCs w:val="24"/>
               </w:rPr>
-              <w:t>HR Manager</w:t>
+              <w:t>HR Lead</w:t>
             </w:r>
           </w:p>
         </w:tc>
@@ -5782,7 +5782,7 @@
                 <w:sz w:val="24"/>
                 <w:szCs w:val="24"/>
               </w:rPr>
-              <w:t>HR Manager</w:t>
+              <w:t>HR Lead</w:t>
             </w:r>
           </w:p>
         </w:tc>
@@ -6726,7 +6726,7 @@
                 <w:sz w:val="24"/>
                 <w:szCs w:val="24"/>
               </w:rPr>
-              <w:t>1. Sampaikan hasil kerja karyawan yang dirotasi selama masa rotasi kepada HR Manager.</w:t>
+              <w:t>1. Sampaikan hasil kerja karyawan yang dirotasi selama masa rotasi kepada HR Lead.</w:t>
             </w:r>
           </w:p>
         </w:tc>
@@ -6844,7 +6844,7 @@
                 <w:sz w:val="24"/>
                 <w:szCs w:val="24"/>
               </w:rPr>
-              <w:t>HR Manager</w:t>
+              <w:t>HR Lead</w:t>
             </w:r>
           </w:p>
         </w:tc>
@@ -6934,7 +6934,7 @@
                 <w:sz w:val="24"/>
                 <w:szCs w:val="24"/>
               </w:rPr>
-              <w:t>HR Manager</w:t>
+              <w:t>HR Lead</w:t>
             </w:r>
           </w:p>
         </w:tc>
@@ -7396,7 +7396,7 @@
       <w:r>
         <w:drawing>
           <wp:inline xmlns:a="http://schemas.openxmlformats.org/drawingml/2006/main" xmlns:pic="http://schemas.openxmlformats.org/drawingml/2006/picture">
-            <wp:extent cx="3687395" cy="6840000"/>
+            <wp:extent cx="3427387" cy="6840000"/>
             <wp:docPr id="1" name="Picture 1"/>
             <wp:cNvGraphicFramePr>
               <a:graphicFrameLocks noChangeAspect="1"/>
@@ -7417,7 +7417,7 @@
                   <pic:spPr>
                     <a:xfrm>
                       <a:off x="0" y="0"/>
-                      <a:ext cx="3687395" cy="6840000"/>
+                      <a:ext cx="3427387" cy="6840000"/>
                     </a:xfrm>
                     <a:prstGeom prst="rect"/>
                   </pic:spPr>
@@ -7841,7 +7841,7 @@
                 <w:sz w:val="24"/>
                 <w:szCs w:val="24"/>
               </w:rPr>
-              <w:t>HR Manager</w:t>
+              <w:t>HR Lead</w:t>
             </w:r>
           </w:p>
         </w:tc>
@@ -8021,7 +8021,7 @@
                 <w:sz w:val="24"/>
                 <w:szCs w:val="24"/>
               </w:rPr>
-              <w:t>HR Manager</w:t>
+              <w:t>HR Lead</w:t>
             </w:r>
           </w:p>
         </w:tc>
@@ -8381,7 +8381,7 @@
                 <w:sz w:val="24"/>
                 <w:szCs w:val="24"/>
               </w:rPr>
-              <w:t>HR Manager</w:t>
+              <w:t>HR Lead</w:t>
             </w:r>
           </w:p>
         </w:tc>
@@ -8689,7 +8689,7 @@
                 <w:sz w:val="24"/>
                 <w:szCs w:val="24"/>
               </w:rPr>
-              <w:t>HR Manager mengembalikan usulan ke Atasan Langsung Asal beserta alasannya. Pemindahan ke unit kerja lain diproses menurut SNX-HR-SOP-13 (USULAN).</w:t>
+              <w:t>HR Lead mengembalikan usulan ke Atasan Langsung Asal beserta alasannya. Pemindahan ke unit kerja lain diproses menurut SNX-HR-SOP-13 (USULAN).</w:t>
             </w:r>
           </w:p>
         </w:tc>
@@ -8748,7 +8748,7 @@
                 <w:sz w:val="24"/>
                 <w:szCs w:val="24"/>
               </w:rPr>
-              <w:t>HR Manager mengembalikan usulan ke Atasan Langsung Asal beserta alasannya. Perpindahan ke tingkatan lebih tinggi mengikuti SNX-HR-SOP-10, dan ke tingkatan lebih rendah mengikuti SNX-HR-SOP-11 (USULAN).</w:t>
+              <w:t>HR Lead mengembalikan usulan ke Atasan Langsung Asal beserta alasannya. Perpindahan ke tingkatan lebih tinggi mengikuti SNX-HR-SOP-10, dan ke tingkatan lebih rendah mengikuti SNX-HR-SOP-11 (USULAN).</w:t>
             </w:r>
           </w:p>
         </w:tc>
@@ -8807,7 +8807,7 @@
                 <w:sz w:val="24"/>
                 <w:szCs w:val="24"/>
               </w:rPr>
-              <w:t>HR Manager mengembalikan usulan ke Atasan Langsung Asal beserta alasannya. Usulan itu tidak diproses lewat SOP ini (USULAN).</w:t>
+              <w:t>HR Lead mengembalikan usulan ke Atasan Langsung Asal beserta alasannya. Usulan itu tidak diproses lewat SOP ini (USULAN).</w:t>
             </w:r>
           </w:p>
         </w:tc>
@@ -8866,7 +8866,7 @@
                 <w:sz w:val="24"/>
                 <w:szCs w:val="24"/>
               </w:rPr>
-              <w:t>HR Manager meminta Direktur Utama menetapkan garis lapor yang dipakai untuk menilai tingkatan jabatan (USULAN).</w:t>
+              <w:t>HR Lead meminta Direktur Utama menetapkan garis lapor yang dipakai untuk menilai tingkatan jabatan (USULAN).</w:t>
             </w:r>
           </w:p>
         </w:tc>
@@ -8896,7 +8896,7 @@
                 <w:sz w:val="24"/>
                 <w:szCs w:val="24"/>
               </w:rPr>
-              <w:t>Karyawan yang dirotasi atau HR Manager ingin memprakarsai rotasi</w:t>
+              <w:t>Karyawan yang dirotasi atau HR Lead ingin memprakarsai rotasi</w:t>
             </w:r>
           </w:p>
         </w:tc>
@@ -8925,7 +8925,7 @@
                 <w:sz w:val="24"/>
                 <w:szCs w:val="24"/>
               </w:rPr>
-              <w:t>Karyawan yang dirotasi atau HR Manager menyampaikan rencana rotasi kepada Atasan Langsung Asal. Atasan Langsung Asal memutuskan mengajukan usulan rotasi atau tidak (USULAN).</w:t>
+              <w:t>Karyawan yang dirotasi atau HR Lead menyampaikan rencana rotasi kepada Atasan Langsung Asal. Atasan Langsung Asal memutuskan mengajukan usulan rotasi atau tidak (USULAN).</w:t>
             </w:r>
           </w:p>
         </w:tc>
@@ -8984,7 +8984,7 @@
                 <w:sz w:val="24"/>
                 <w:szCs w:val="24"/>
               </w:rPr>
-              <w:t>HR Manager menyampaikan keputusan beserta alasannya kepada Atasan Langsung Asal, Atasan Langsung Tujuan, dan karyawan yang dirotasi. HRGA Officer mengarsipkan keputusan di personal file. Usulan baru dimulai dari butir 6.1.</w:t>
+              <w:t>HR Lead menyampaikan keputusan beserta alasannya kepada Atasan Langsung Asal, Atasan Langsung Tujuan, dan karyawan yang dirotasi. HRGA Officer mengarsipkan keputusan di personal file. Usulan baru dimulai dari butir 6.1.</w:t>
             </w:r>
           </w:p>
         </w:tc>
@@ -9043,7 +9043,7 @@
                 <w:sz w:val="24"/>
                 <w:szCs w:val="24"/>
               </w:rPr>
-              <w:t>HRGA Officer melapor ke HR Manager, lalu HR Manager meminta Direktur Utama memutuskan penundaan tanggal berlaku (USULAN).</w:t>
+              <w:t>HRGA Officer melapor ke HR Lead, lalu HR Lead meminta Direktur Utama memutuskan penundaan tanggal berlaku (USULAN).</w:t>
             </w:r>
           </w:p>
         </w:tc>
@@ -9102,7 +9102,7 @@
           <w:sz w:val="24"/>
           <w:szCs w:val="24"/>
         </w:rPr>
-        <w:t xml:space="preserve">HR Manager selaku pemilik SOP memeriksa kepatuhan terhadap SOP ini dengan membandingkan rekaman di bagian 11 dengan langkah di bagian 6 dan batas waktu di bagian 8 (USULAN).</w:t>
+        <w:t xml:space="preserve">HR Lead selaku pemilik SOP memeriksa kepatuhan terhadap SOP ini dengan membandingkan rekaman di bagian 11 dengan langkah di bagian 6 dan batas waktu di bagian 8 (USULAN).</w:t>
       </w:r>
     </w:p>
     <w:p>
@@ -9126,7 +9126,7 @@
           <w:sz w:val="24"/>
           <w:szCs w:val="24"/>
         </w:rPr>
-        <w:t xml:space="preserve">HR Manager meninjau SOP ini setiap tahun, dan lebih awal bila grading jabatan ditetapkan.</w:t>
+        <w:t xml:space="preserve">HR Lead meninjau SOP ini setiap tahun, dan lebih awal bila grading jabatan ditetapkan.</w:t>
       </w:r>
     </w:p>
     <w:p>
@@ -9466,7 +9466,7 @@
                 <w:sz w:val="24"/>
                 <w:szCs w:val="24"/>
               </w:rPr>
-              <w:t>Annual Training Plan &amp; Training Matrix, dalam pengerjaan: tempat tindakan pelatihan atas kesenjangan keterampilan (butir 4.3 dan 6.5 SOP ini, (USULAN)).</w:t>
+              <w:t>Annual Training Plan &amp; Training Matrix: tempat tindakan pelatihan atas kesenjangan keterampilan (butir 4.3 dan 6.5 SOP ini, (USULAN)).</w:t>
             </w:r>
           </w:p>
         </w:tc>

--- a/out/02_HR/SNX-HR-SOP-12 Rotation (Rev00 DRAFT).docx
+++ b/out/02_HR/SNX-HR-SOP-12 Rotation (Rev00 DRAFT).docx
@@ -9417,7 +9417,7 @@
                 <w:sz w:val="24"/>
                 <w:szCs w:val="24"/>
               </w:rPr>
-              <w:t>Employee Competency Matrix, dalam pengerjaan: standar keterampilan, pengetahuan, dan perilaku per tingkatan jabatan; acuan tingkatan jabatan bila sudah disahkan (butir 4.2 SOP ini, (USULAN)).</w:t>
+              <w:t>Employee Competency Matrix: standar keterampilan, pengetahuan, dan perilaku per tingkatan jabatan; acuan tingkatan jabatan bila sudah disahkan (butir 4.2 SOP ini, (USULAN)).</w:t>
             </w:r>
           </w:p>
         </w:tc>

--- a/out/02_HR/SNX-HR-SOP-12 Rotation (Rev00 DRAFT).docx
+++ b/out/02_HR/SNX-HR-SOP-12 Rotation (Rev00 DRAFT).docx
@@ -217,6 +217,7 @@
     <w:p>
       <w:pPr>
         <w:pStyle w:val="Heading1"/>
+        <w:keepNext/>
         <w:widowControl w:val="0"/>
         <w:spacing w:line="240" w:lineRule="auto"/>
         <w:ind w:right="407" w:firstLine="0"/>
@@ -511,6 +512,10 @@
         <w:gridCol w:w="5850"/>
       </w:tblGrid>
       <w:tr>
+        <w:trPr>
+          <w:cantSplit/>
+          <w:tblHeader/>
+        </w:trPr>
         <w:tc>
           <w:tcPr>
             <w:tcW w:w="3150" w:type="dxa"/>
@@ -523,6 +528,7 @@
           </w:tcPr>
           <w:p>
             <w:pPr>
+              <w:keepNext/>
               <w:widowControl w:val="0"/>
               <w:pBdr>
                 <w:top w:val="nil"/>
@@ -563,6 +569,7 @@
           </w:tcPr>
           <w:p>
             <w:pPr>
+              <w:keepNext/>
               <w:widowControl w:val="0"/>
               <w:pBdr>
                 <w:top w:val="nil"/>
@@ -593,6 +600,9 @@
         </w:tc>
       </w:tr>
       <w:tr>
+        <w:trPr>
+          <w:cantSplit/>
+        </w:trPr>
         <w:tc>
           <w:tcPr>
             <w:tcW w:w="3150" w:type="dxa"/>
@@ -646,6 +656,9 @@
         </w:tc>
       </w:tr>
       <w:tr>
+        <w:trPr>
+          <w:cantSplit/>
+        </w:trPr>
         <w:tc>
           <w:tcPr>
             <w:tcW w:w="3150" w:type="dxa"/>
@@ -699,6 +712,9 @@
         </w:tc>
       </w:tr>
       <w:tr>
+        <w:trPr>
+          <w:cantSplit/>
+        </w:trPr>
         <w:tc>
           <w:tcPr>
             <w:tcW w:w="3150" w:type="dxa"/>
@@ -750,6 +766,9 @@
         </w:tc>
       </w:tr>
       <w:tr>
+        <w:trPr>
+          <w:cantSplit/>
+        </w:trPr>
         <w:tc>
           <w:tcPr>
             <w:tcW w:w="3150" w:type="dxa"/>
@@ -810,6 +829,9 @@
         </w:tc>
       </w:tr>
       <w:tr>
+        <w:trPr>
+          <w:cantSplit/>
+        </w:trPr>
         <w:tc>
           <w:tcPr>
             <w:tcW w:w="3150" w:type="dxa"/>
@@ -861,6 +883,9 @@
         </w:tc>
       </w:tr>
       <w:tr>
+        <w:trPr>
+          <w:cantSplit/>
+        </w:trPr>
         <w:tc>
           <w:tcPr>
             <w:tcW w:w="3150" w:type="dxa"/>
@@ -914,6 +939,9 @@
         </w:tc>
       </w:tr>
       <w:tr>
+        <w:trPr>
+          <w:cantSplit/>
+        </w:trPr>
         <w:tc>
           <w:tcPr>
             <w:tcW w:w="3150" w:type="dxa"/>
@@ -967,6 +995,9 @@
         </w:tc>
       </w:tr>
       <w:tr>
+        <w:trPr>
+          <w:cantSplit/>
+        </w:trPr>
         <w:tc>
           <w:tcPr>
             <w:tcW w:w="3150" w:type="dxa"/>
@@ -1020,6 +1051,9 @@
         </w:tc>
       </w:tr>
       <w:tr>
+        <w:trPr>
+          <w:cantSplit/>
+        </w:trPr>
         <w:tc>
           <w:tcPr>
             <w:tcW w:w="3150" w:type="dxa"/>
@@ -1073,6 +1107,9 @@
         </w:tc>
       </w:tr>
       <w:tr>
+        <w:trPr>
+          <w:cantSplit/>
+        </w:trPr>
         <w:tc>
           <w:tcPr>
             <w:tcW w:w="3150" w:type="dxa"/>
@@ -1126,6 +1163,9 @@
         </w:tc>
       </w:tr>
       <w:tr>
+        <w:trPr>
+          <w:cantSplit/>
+        </w:trPr>
         <w:tc>
           <w:tcPr>
             <w:tcW w:w="3150" w:type="dxa"/>
@@ -1207,6 +1247,7 @@
     <w:p>
       <w:pPr>
         <w:pStyle w:val="Heading1"/>
+        <w:keepNext/>
         <w:widowControl w:val="0"/>
         <w:spacing w:before="816" w:line="240" w:lineRule="auto"/>
         <w:ind w:right="407"/>
@@ -1243,6 +1284,10 @@
         <w:gridCol w:w="3010"/>
       </w:tblGrid>
       <w:tr>
+        <w:trPr>
+          <w:cantSplit/>
+          <w:tblHeader/>
+        </w:trPr>
         <w:tc>
           <w:tcPr>
             <w:tcW w:w="3009" w:type="dxa"/>
@@ -1255,6 +1300,7 @@
           </w:tcPr>
           <w:p>
             <w:pPr>
+              <w:keepNext/>
               <w:widowControl w:val="0"/>
               <w:spacing w:line="240" w:lineRule="auto"/>
               <w:jc w:val="center"/>
@@ -1288,6 +1334,7 @@
           </w:tcPr>
           <w:p>
             <w:pPr>
+              <w:keepNext/>
               <w:widowControl w:val="0"/>
               <w:spacing w:line="240" w:lineRule="auto"/>
               <w:jc w:val="center"/>
@@ -1321,6 +1368,7 @@
           </w:tcPr>
           <w:p>
             <w:pPr>
+              <w:keepNext/>
               <w:widowControl w:val="0"/>
               <w:spacing w:line="240" w:lineRule="auto"/>
               <w:jc w:val="center"/>
@@ -1344,6 +1392,9 @@
         </w:tc>
       </w:tr>
       <w:tr>
+        <w:trPr>
+          <w:cantSplit/>
+        </w:trPr>
         <w:tc>
           <w:tcPr>
             <w:tcW w:w="3009" w:type="dxa"/>
@@ -1392,6 +1443,9 @@
         </w:tc>
       </w:tr>
       <w:tr>
+        <w:trPr>
+          <w:cantSplit/>
+        </w:trPr>
         <w:tc>
           <w:tcPr>
             <w:tcW w:w="3009" w:type="dxa"/>
@@ -1463,6 +1517,9 @@
         </w:tc>
       </w:tr>
       <w:tr>
+        <w:trPr>
+          <w:cantSplit/>
+        </w:trPr>
         <w:tc>
           <w:tcPr>
             <w:tcW w:w="3009" w:type="dxa"/>
@@ -1537,6 +1594,7 @@
     <w:p>
       <w:pPr>
         <w:pStyle w:val="Heading1"/>
+        <w:keepNext/>
         <w:widowControl w:val="0"/>
         <w:spacing w:before="816" w:line="240" w:lineRule="auto"/>
         <w:ind w:right="407"/>
@@ -1578,6 +1636,10 @@
         <w:gridCol w:w="2235"/>
       </w:tblGrid>
       <w:tr>
+        <w:trPr>
+          <w:cantSplit/>
+          <w:tblHeader/>
+        </w:trPr>
         <w:tc>
           <w:tcPr>
             <w:tcW w:w="810" w:type="dxa"/>
@@ -1590,6 +1652,7 @@
           </w:tcPr>
           <w:p>
             <w:pPr>
+              <w:keepNext/>
               <w:widowControl w:val="0"/>
               <w:pBdr>
                 <w:top w:val="nil"/>
@@ -1630,6 +1693,7 @@
           </w:tcPr>
           <w:p>
             <w:pPr>
+              <w:keepNext/>
               <w:widowControl w:val="0"/>
               <w:spacing w:line="240" w:lineRule="auto"/>
               <w:jc w:val="center"/>
@@ -1663,6 +1727,7 @@
           </w:tcPr>
           <w:p>
             <w:pPr>
+              <w:keepNext/>
               <w:widowControl w:val="0"/>
               <w:pBdr>
                 <w:top w:val="nil"/>
@@ -1703,6 +1768,7 @@
           </w:tcPr>
           <w:p>
             <w:pPr>
+              <w:keepNext/>
               <w:widowControl w:val="0"/>
               <w:pBdr>
                 <w:top w:val="nil"/>
@@ -1733,6 +1799,9 @@
         </w:tc>
       </w:tr>
       <w:tr>
+        <w:trPr>
+          <w:cantSplit/>
+        </w:trPr>
         <w:tc>
           <w:tcPr>
             <w:tcW w:w="810" w:type="dxa"/>
@@ -1835,6 +1904,9 @@
         </w:tc>
       </w:tr>
       <w:tr>
+        <w:trPr>
+          <w:cantSplit/>
+        </w:trPr>
         <w:tc>
           <w:tcPr>
             <w:tcW w:w="810" w:type="dxa"/>
@@ -1937,6 +2009,9 @@
         </w:tc>
       </w:tr>
       <w:tr>
+        <w:trPr>
+          <w:cantSplit/>
+        </w:trPr>
         <w:tc>
           <w:tcPr>
             <w:tcW w:w="810" w:type="dxa"/>
@@ -2420,7 +2495,7 @@
           <w:sz w:val="24"/>
           <w:szCs w:val="24"/>
         </w:rPr>
-        <w:t xml:space="preserve">Hasil yang dijaga: setiap rotasi punya tujuan tertulis dan berlaku sesudah keputusan tertulis. Untuk pengembangan keterampilan, HR Lead menilai keterampilan karyawan sesudah masa rotasi.</w:t>
+        <w:t xml:space="preserve">SOP ini memastikan setiap rotasi punya tujuan tertulis dan baru berlaku setelah ada keputusan tertulis. Untuk pengembangan keterampilan, HR Lead menilai keterampilan karyawan setelah masa rotasi.</w:t>
       </w:r>
     </w:p>
     <w:p>
@@ -2459,7 +2534,7 @@
           <w:sz w:val="24"/>
           <w:szCs w:val="24"/>
         </w:rPr>
-        <w:t xml:space="preserve">SOP ini berlaku untuk karyawan SINUX yang menjabat di jabatan yang tercantum di SNX-HR-ORG-01 dan SNX-HR-JA-01 dan akan menjalankan tugas atau fungsi jabatan lain pada unit kerja dan tingkatan jabatan yang sama. Prosesnya mulai dari usulan Atasan Langsung Asal sampai penilaian hasil rotasi dan kembalinya karyawan ke tugas semula, termasuk pembaruan data karyawan dan pemberitahuan perubahan hak akses.</w:t>
+        <w:t xml:space="preserve">SOP ini berlaku untuk karyawan SINUX yang menjabat di jabatan yang tercantum di SNX-HR-ORG-01 dan SNX-HR-JA-01 dan akan menjalankan tugas atau fungsi jabatan lain pada unit kerja dan tingkatan jabatan yang sama. Cakupannya mulai dari usulan Atasan Langsung Asal sampai penilaian hasil rotasi dan kembalinya karyawan ke tugas semula, termasuk pembaruan data karyawan dan pemberitahuan perubahan hak akses.</w:t>
       </w:r>
     </w:p>
     <w:p>
@@ -2483,7 +2558,7 @@
           <w:sz w:val="24"/>
           <w:szCs w:val="24"/>
         </w:rPr>
-        <w:t xml:space="preserve">Dikecualikan dari SOP ini: kenaikan jabatan (SNX-HR-SOP-10); penurunan jabatan (SNX-HR-SOP-11); pemindahan ke unit kerja, divisi, atau lokasi operasional lain (SNX-HR-SOP-13); perpindahan dengan tujuan selain yang tertulis di butir 4.1 (USULAN); penetapan gaji dan tunjangan akibat rotasi (USULAN).</w:t>
+        <w:t xml:space="preserve">Dikecualikan dari SOP ini: kenaikan jabatan (SNX-HR-SOP-10), penurunan jabatan (SNX-HR-SOP-11), dan pemindahan ke unit kerja, divisi, atau lokasi operasional lain (SNX-HR-SOP-13). Juga dikecualikan: perpindahan dengan tujuan selain yang tertulis di butir 4.1 (USULAN), serta penetapan gaji dan tunjangan akibat rotasi (USULAN).</w:t>
       </w:r>
     </w:p>
     <w:p>
@@ -2507,12 +2582,13 @@
           <w:sz w:val="24"/>
           <w:szCs w:val="24"/>
         </w:rPr>
-        <w:t xml:space="preserve">Batas rotasi dan mutasi: perpindahan sementara untuk penyegaran atau pengembangan keterampilan, dalam unit kerja dan tingkatan jabatan yang sama, dengan karyawan kembali ke tugas semula sesudah masa rotasi, adalah rotasi (SNX-HR-SOP-12). Perpindahan menetap karena kebutuhan organisasi ke unit kerja, sub divisi Operation (NOC, SOC, serta SD dan PM), atau lokasi operasional lain adalah mutasi (SNX-HR-SOP-13) (USULAN).</w:t>
+        <w:t xml:space="preserve">Batas rotasi dan mutasi: rotasi dalam SOP ini adalah perpindahan sementara dalam unit kerja dan tingkatan jabatan yang sama untuk penyegaran atau pengembangan keterampilan, dan karyawan kembali ke tugas semula setelah masa rotasi. Mutasi (SNX-HR-SOP-13) adalah perpindahan menetap karena kebutuhan organisasi ke unit kerja, sub divisi Operation (NOC, SOC, serta SD dan PM), atau lokasi operasional lain (USULAN).</w:t>
       </w:r>
     </w:p>
     <w:p>
       <w:pPr>
         <w:pStyle w:val="Heading1"/>
+        <w:keepNext/>
         <w:numPr>
           <w:ilvl w:val="0"/>
           <w:numId w:val="7"/>
@@ -2547,6 +2623,8 @@
       </w:tblGrid>
       <w:tr>
         <w:trPr>
+          <w:cantSplit/>
+          <w:tblHeader/>
           <w:jc w:val="center"/>
         </w:trPr>
         <w:tc>
@@ -2556,6 +2634,7 @@
           </w:tcPr>
           <w:p>
             <w:pPr>
+              <w:keepNext/>
               <w:jc w:val="center"/>
               <w:rPr>
                 <w:sz w:val="24"/>
@@ -2580,6 +2659,7 @@
           </w:tcPr>
           <w:p>
             <w:pPr>
+              <w:keepNext/>
               <w:jc w:val="center"/>
               <w:rPr>
                 <w:sz w:val="24"/>
@@ -2600,6 +2680,7 @@
       </w:tr>
       <w:tr>
         <w:trPr>
+          <w:cantSplit/>
           <w:jc w:val="center"/>
         </w:trPr>
         <w:tc>
@@ -2649,6 +2730,7 @@
       </w:tr>
       <w:tr>
         <w:trPr>
+          <w:cantSplit/>
           <w:jc w:val="center"/>
         </w:trPr>
         <w:tc>
@@ -2698,6 +2780,7 @@
       </w:tr>
       <w:tr>
         <w:trPr>
+          <w:cantSplit/>
           <w:jc w:val="center"/>
         </w:trPr>
         <w:tc>
@@ -2747,6 +2830,7 @@
       </w:tr>
       <w:tr>
         <w:trPr>
+          <w:cantSplit/>
           <w:jc w:val="center"/>
         </w:trPr>
         <w:tc>
@@ -2789,13 +2873,14 @@
                 <w:sz w:val="24"/>
                 <w:szCs w:val="24"/>
               </w:rPr>
-              <w:t>Satuan batas waktu di bagian 8, tidak termasuk hari libur resmi (USULAN).</w:t>
+              <w:t>Satuan batas waktu dalam SOP ini; hari libur resmi tidak dihitung (USULAN).</w:t>
             </w:r>
           </w:p>
         </w:tc>
       </w:tr>
       <w:tr>
         <w:trPr>
+          <w:cantSplit/>
           <w:jc w:val="center"/>
         </w:trPr>
         <w:tc>
@@ -2845,6 +2930,7 @@
       </w:tr>
       <w:tr>
         <w:trPr>
+          <w:cantSplit/>
           <w:jc w:val="center"/>
         </w:trPr>
         <w:tc>
@@ -2887,13 +2973,14 @@
                 <w:sz w:val="24"/>
                 <w:szCs w:val="24"/>
               </w:rPr>
-              <w:t>Karyawan SINUX yang tugas atau fungsinya diusulkan berpindah, atau sudah berpindah, lewat rotasi.</w:t>
+              <w:t>Karyawan SINUX yang tugas atau fungsinya diusulkan berpindah, atau sudah berpindah, melalui rotasi.</w:t>
             </w:r>
           </w:p>
         </w:tc>
       </w:tr>
       <w:tr>
         <w:trPr>
+          <w:cantSplit/>
           <w:jc w:val="center"/>
         </w:trPr>
         <w:tc>
@@ -2943,6 +3030,7 @@
       </w:tr>
       <w:tr>
         <w:trPr>
+          <w:cantSplit/>
           <w:jc w:val="center"/>
         </w:trPr>
         <w:tc>
@@ -2985,13 +3073,14 @@
                 <w:sz w:val="24"/>
                 <w:szCs w:val="24"/>
               </w:rPr>
-              <w:t>Kompetensi teknis atau kompetensi perilaku jabatan tujuan di SNX-HR-JA-01 yang akan ditambah karyawan lewat rotasi.</w:t>
+              <w:t>Kompetensi teknis atau kompetensi perilaku jabatan tujuan di SNX-HR-JA-01 yang akan ditambah karyawan melalui rotasi.</w:t>
             </w:r>
           </w:p>
         </w:tc>
       </w:tr>
       <w:tr>
         <w:trPr>
+          <w:cantSplit/>
           <w:jc w:val="center"/>
         </w:trPr>
         <w:tc>
@@ -3041,6 +3130,7 @@
       </w:tr>
       <w:tr>
         <w:trPr>
+          <w:cantSplit/>
           <w:jc w:val="center"/>
         </w:trPr>
         <w:tc>
@@ -3090,6 +3180,7 @@
       </w:tr>
       <w:tr>
         <w:trPr>
+          <w:cantSplit/>
           <w:jc w:val="center"/>
         </w:trPr>
         <w:tc>
@@ -3139,6 +3230,7 @@
       </w:tr>
       <w:tr>
         <w:trPr>
+          <w:cantSplit/>
           <w:jc w:val="center"/>
         </w:trPr>
         <w:tc>
@@ -3188,6 +3280,7 @@
       </w:tr>
       <w:tr>
         <w:trPr>
+          <w:cantSplit/>
           <w:jc w:val="center"/>
         </w:trPr>
         <w:tc>
@@ -3237,6 +3330,7 @@
       </w:tr>
       <w:tr>
         <w:trPr>
+          <w:cantSplit/>
           <w:jc w:val="center"/>
         </w:trPr>
         <w:tc>
@@ -3286,6 +3380,7 @@
       </w:tr>
       <w:tr>
         <w:trPr>
+          <w:cantSplit/>
           <w:jc w:val="center"/>
         </w:trPr>
         <w:tc>
@@ -3328,13 +3423,14 @@
                 <w:sz w:val="24"/>
                 <w:szCs w:val="24"/>
               </w:rPr>
-              <w:t>Jenjang sebuah jabatan di SNX-HR-ORG-01, dihitung dari jumlah garis lapor sampai Direktur Utama (JA-01). Dua jabatan satu tingkatan bila jumlah garis lapornya sama. SNX-HR-JA-01 tidak memuat grading, sehingga ukuran ini (USULAN).</w:t>
+              <w:t>Jenjang sebuah jabatan di SNX-HR-ORG-01, dihitung dari jumlah garis lapor sampai Direktur Utama (JA-01). Dua jabatan berada di tingkatan yang sama jika jumlah garis lapornya sama. Karena SNX-HR-JA-01 tidak memuat grading, ukuran ini belum baku (USULAN).</w:t>
             </w:r>
           </w:p>
         </w:tc>
       </w:tr>
       <w:tr>
         <w:trPr>
+          <w:cantSplit/>
           <w:jc w:val="center"/>
         </w:trPr>
         <w:tc>
@@ -3384,6 +3480,7 @@
       </w:tr>
       <w:tr>
         <w:trPr>
+          <w:cantSplit/>
           <w:jc w:val="center"/>
         </w:trPr>
         <w:tc>
@@ -3433,6 +3530,7 @@
       </w:tr>
       <w:tr>
         <w:trPr>
+          <w:cantSplit/>
           <w:jc w:val="center"/>
         </w:trPr>
         <w:tc>
@@ -3533,7 +3631,7 @@
           <w:sz w:val="24"/>
           <w:szCs w:val="24"/>
         </w:rPr>
-        <w:t xml:space="preserve">4.1 Tujuan rotasi (ISO 9001:2015 7.2): rotasi hanya dilakukan untuk penyegaran atau pengembangan keterampilan. Usulan rotasi menyebut salah satunya, dan HR Lead memeriksanya sebelum merekomendasikan (butir 6.2).</w:t>
+        <w:t xml:space="preserve">4.1 Tujuan rotasi (ISO 9001:2015 7.2): rotasi hanya dilakukan untuk penyegaran atau pengembangan keterampilan. Usulan rotasi menyebut salah satunya, dan HR Lead memeriksanya sebelum merekomendasikan.</w:t>
       </w:r>
     </w:p>
     <w:p>
@@ -3557,7 +3655,7 @@
           <w:sz w:val="24"/>
           <w:szCs w:val="24"/>
         </w:rPr>
-        <w:t xml:space="preserve">4.2 Tingkatan jabatan dan unit kerja (ISO 9001:2015 5.3): jabatan tujuan harus satu tingkatan dengan jabatan karyawan menurut definisi di bagian 3, dan berada di unit kerja yang sama (USULAN; batas rotasi dan mutasi ada di bagian 2). HR Lead menilai keduanya dari SNX-HR-ORG-01 (butir 6.2). Bila SNX-HR-FRM-01 sudah disahkan dan menetapkan tingkatan jabatan, HR Lead memakai tingkatan itu (USULAN).</w:t>
+        <w:t xml:space="preserve">4.2 Tingkatan jabatan dan unit kerja (ISO 9001:2015 5.3): jabatan tujuan harus satu tingkatan dengan jabatan karyawan menurut definisi Tingkatan jabatan di bagian 3, dan berada di unit kerja yang sama (USULAN). HR Lead menilai keduanya dari SNX-HR-ORG-01. Jika SNX-HR-FRM-01 sudah disahkan dan menetapkan tingkatan jabatan, HR Lead memakai tingkatan itu (USULAN).</w:t>
       </w:r>
     </w:p>
     <w:p>
@@ -3581,7 +3679,7 @@
           <w:sz w:val="24"/>
           <w:szCs w:val="24"/>
         </w:rPr>
-        <w:t xml:space="preserve">4.3 Pengembangan keterampilan (ISO 9001:2015 7.2 dan ISO/IEC 27001:2022 7.2): untuk tujuan pengembangan keterampilan, HR Lead memeriksa bahwa keterampilan yang dituju tertulis sebagai kompetensi jabatan tujuan di SNX-HR-JA-01 (butir 6.2). Sesudah masa rotasi, HR Lead menilai kompetensi aktual karyawan terhadap keterampilan itu, mencatat kesenjangan, dan mencatat tindakan pelatihannya di SNX-HR-FRM-02 (butir 6.5, (USULAN)).</w:t>
+        <w:t xml:space="preserve">4.3 Pengembangan keterampilan (ISO 9001:2015 7.2 dan ISO/IEC 27001:2022 7.2): untuk tujuan pengembangan keterampilan, HR Lead memeriksa bahwa keterampilan yang dituju tertulis sebagai kompetensi jabatan tujuan di SNX-HR-JA-01. Setelah masa rotasi, HR Lead menilai kompetensi aktual karyawan terhadap keterampilan itu, mencatat kesenjangan, dan mencatat tindakan pelatihannya di SNX-HR-FRM-02 (USULAN).</w:t>
       </w:r>
     </w:p>
     <w:p>
@@ -3605,7 +3703,7 @@
           <w:sz w:val="24"/>
           <w:szCs w:val="24"/>
         </w:rPr>
-        <w:t xml:space="preserve">4.4 Pemisahan peran (ISO 9001:2015 5.3): Atasan Langsung Asal mengusulkan, Atasan Langsung Tujuan menanggapi, HR Lead menilai dan merekomendasikan, lalu Direktur Utama menetapkan keputusan rotasi. HRGA Officer memperbarui data karyawan dan mengarsipkan rekaman (butir 6.4 dan 6.5).</w:t>
+        <w:t xml:space="preserve">4.4 Pemisahan peran (ISO 9001:2015 5.3): Atasan Langsung Asal mengusulkan, Atasan Langsung Tujuan menanggapi, HR Lead menilai dan merekomendasikan, lalu Direktur Utama menetapkan keputusan rotasi. HRGA Officer memperbarui data karyawan dan mengarsipkan record.</w:t>
       </w:r>
     </w:p>
     <w:p>
@@ -3629,7 +3727,7 @@
           <w:sz w:val="24"/>
           <w:szCs w:val="24"/>
         </w:rPr>
-        <w:t xml:space="preserve">4.5 Persetujuan tertulis: SNX-HR-JA-01 butir 4.5 menyatakan keputusan pengangkatan atau pemutusan hubungan kerja dan perubahan kontrak mengikuti delegasi dan persetujuan tertulis yang berlaku. Rotasi tidak disebut di butir itu. Rotasi berlaku hanya sesudah keputusan tertulis Direktur Utama (USULAN).</w:t>
+        <w:t xml:space="preserve">4.5 Persetujuan tertulis: menurut SNX-HR-JA-01 butir 4.5, keputusan pengangkatan atau pemutusan hubungan kerja dan perubahan kontrak mengikuti delegasi dan persetujuan tertulis yang berlaku. Butir itu tidak menyebut rotasi. Rotasi baru berlaku setelah ada keputusan tertulis Direktur Utama (USULAN).</w:t>
       </w:r>
     </w:p>
     <w:p>
@@ -3677,7 +3775,7 @@
           <w:sz w:val="24"/>
           <w:szCs w:val="24"/>
         </w:rPr>
-        <w:t xml:space="preserve">4.7 Komunikasi tanggung jawab (ISO 9001:2015 5.3): karyawan yang dirotasi menerima uraian jabatan tujuan dan mengonfirmasi secara tertulis bahwa ia memahaminya sebelum tanggal berlaku (butir 6.4, (USULAN)).</w:t>
+        <w:t xml:space="preserve">4.7 Komunikasi tanggung jawab (ISO 9001:2015 5.3): sebelum tanggal berlaku, karyawan yang dirotasi menerima uraian jabatan tujuan dan mengonfirmasi secara tertulis bahwa ia sudah memahaminya (USULAN).</w:t>
       </w:r>
     </w:p>
     <w:p>
@@ -3701,7 +3799,7 @@
           <w:sz w:val="24"/>
           <w:szCs w:val="24"/>
         </w:rPr>
-        <w:t xml:space="preserve">4.8 Hak akses (ISO/IEC 27001:2022 Annex A 5.18): kata mutasi di SNX-ISMS-SOP-02 berarti perpindahan peran seseorang. Rotasi diperlakukan sebagai mutasi (USULAN): Atasan Langsung Tujuan saat tanggal berlaku, dan Atasan Langsung Asal saat masa rotasi berakhir, mengajukan perubahan hak akses menurut butir Perubahan Akses saat Mutasi di SNX-ISMS-SOP-02 (butir 6.4 dan 6.5).</w:t>
+        <w:t xml:space="preserve">4.8 Hak akses (ISO/IEC 27001:2022 Annex A 5.18): kata mutasi di SNX-ISMS-SOP-02 berarti perpindahan peran seseorang. Rotasi diperlakukan sebagai mutasi dalam arti itu, sehingga perubahan hak akses diajukan menurut butir Perubahan Akses saat Mutasi di SNX-ISMS-SOP-02, oleh Atasan Langsung Tujuan pada tanggal berlaku dan oleh Atasan Langsung Asal saat masa rotasi berakhir (USULAN).</w:t>
       </w:r>
     </w:p>
     <w:p>
@@ -3725,7 +3823,7 @@
           <w:sz w:val="24"/>
           <w:szCs w:val="24"/>
         </w:rPr>
-        <w:t xml:space="preserve">4.9 Masa rotasi: SNX-HR-JA-01 dan SNX-HR-ORG-01 tidak menetapkan lama atau frekuensi rotasi. Direktur Utama menulis masa rotasi di tiap keputusan rotasi, dan karyawan kembali ke tugas atau fungsi semula sesudah masa rotasi (USULAN).</w:t>
+        <w:t xml:space="preserve">4.9 Masa rotasi: SNX-HR-JA-01 dan SNX-HR-ORG-01 tidak menetapkan lama atau frekuensi rotasi. Direktur Utama menulis masa rotasi di tiap keputusan rotasi, dan karyawan kembali ke tugas atau fungsi semula setelah masa rotasi (USULAN).</w:t>
       </w:r>
     </w:p>
     <w:p>
@@ -3749,12 +3847,13 @@
           <w:sz w:val="24"/>
           <w:szCs w:val="24"/>
         </w:rPr>
-        <w:t xml:space="preserve">4.10 Rekaman dan klasifikasi (ISO 9001:2015 7.5.3): HRGA Officer mengarsipkan rekaman rotasi di personal file karyawan (butir 6.4 dan 6.5). Rekaman itu berisi data karyawan dan berklasifikasi RESTRICTED (Internal) menurut SNX-ISMS-PRO-01 (USULAN). Lokasi, pemilik, dan retensi ada di tabel bagian 11.</w:t>
+        <w:t xml:space="preserve">4.10 Record (rekaman) dan klasifikasi (ISO 9001:2015 7.5.3): HRGA Officer mengarsipkan record rotasi di personal file karyawan. Karena berisi data karyawan, record itu berklasifikasi RESTRICTED (Internal) menurut SNX-ISMS-PRO-01 (USULAN).</w:t>
       </w:r>
     </w:p>
     <w:p>
       <w:pPr>
         <w:pStyle w:val="Heading1"/>
+        <w:keepNext/>
         <w:numPr>
           <w:ilvl w:val="0"/>
           <w:numId w:val="7"/>
@@ -3782,6 +3881,8 @@
       </w:tblGrid>
       <w:tr>
         <w:trPr>
+          <w:cantSplit/>
+          <w:tblHeader/>
           <w:jc w:val="center"/>
         </w:trPr>
         <w:tc>
@@ -3798,6 +3899,7 @@
           </w:tcPr>
           <w:p>
             <w:pPr>
+              <w:keepNext/>
               <w:jc w:val="center"/>
               <w:rPr>
                 <w:sz w:val="24"/>
@@ -3829,6 +3931,7 @@
           </w:tcPr>
           <w:p>
             <w:pPr>
+              <w:keepNext/>
               <w:jc w:val="center"/>
               <w:rPr>
                 <w:sz w:val="24"/>
@@ -3860,6 +3963,7 @@
           </w:tcPr>
           <w:p>
             <w:pPr>
+              <w:keepNext/>
               <w:jc w:val="center"/>
               <w:rPr>
                 <w:sz w:val="24"/>
@@ -3880,6 +3984,7 @@
       </w:tr>
       <w:tr>
         <w:trPr>
+          <w:cantSplit/>
           <w:jc w:val="center"/>
         </w:trPr>
         <w:tc>
@@ -3925,19 +4030,19 @@
           </w:tcPr>
           <w:p>
             <w:pPr>
-              <w:jc w:val="both"/>
-              <w:rPr>
-                <w:sz w:val="24"/>
-                <w:szCs w:val="24"/>
-              </w:rPr>
-            </w:pPr>
-            <w:r>
-              <w:rPr>
-                <w:b w:val="0"/>
-                <w:sz w:val="24"/>
-                <w:szCs w:val="24"/>
-              </w:rPr>
-              <w:t>Pemilik SOP. Menilai kesetaraan tingkatan jabatan dan unit kerja, tujuan rotasi, dan keterampilan yang dituju; merekomendasikan keputusan ke Direktur Utama; menyampaikan keputusan; menilai keterampilan karyawan sesudah masa rotasi dan mencatat kesenjangannya (butir 6.2, 6.3, dan 6.5).</w:t>
+              <w:jc w:val="left"/>
+              <w:rPr>
+                <w:sz w:val="24"/>
+                <w:szCs w:val="24"/>
+              </w:rPr>
+            </w:pPr>
+            <w:r>
+              <w:rPr>
+                <w:b w:val="0"/>
+                <w:sz w:val="24"/>
+                <w:szCs w:val="24"/>
+              </w:rPr>
+              <w:t>Pemilik SOP. Menilai kesetaraan tingkatan jabatan dan unit kerja, tujuan rotasi, dan keterampilan yang dituju; merekomendasikan keputusan ke Direktur Utama; menyampaikan keputusan; menilai keterampilan karyawan setelah masa rotasi dan mencatat kesenjangannya.</w:t>
             </w:r>
           </w:p>
         </w:tc>
@@ -3955,25 +4060,26 @@
           </w:tcPr>
           <w:p>
             <w:pPr>
-              <w:jc w:val="both"/>
-              <w:rPr>
-                <w:sz w:val="24"/>
-                <w:szCs w:val="24"/>
-              </w:rPr>
-            </w:pPr>
-            <w:r>
-              <w:rPr>
-                <w:b w:val="0"/>
-                <w:sz w:val="24"/>
-                <w:szCs w:val="24"/>
-              </w:rPr>
-              <w:t>Merekomendasikan keputusan kepada Direktur Utama dan tidak memutuskan rotasi, mengikuti wewenang JA-14 di SNX-HR-JA-01 yang merekomendasikan hiring, salary action, dan disciplinary action kepada approver (USULAN). Mengembalikan usulan yang tidak memenuhi bagian 4.</w:t>
+              <w:jc w:val="left"/>
+              <w:rPr>
+                <w:sz w:val="24"/>
+                <w:szCs w:val="24"/>
+              </w:rPr>
+            </w:pPr>
+            <w:r>
+              <w:rPr>
+                <w:b w:val="0"/>
+                <w:sz w:val="24"/>
+                <w:szCs w:val="24"/>
+              </w:rPr>
+              <w:t>Mengembalikan usulan yang tidak memenuhi bagian 4. Merekomendasikan keputusan kepada Direktur Utama, tetapi tidak memutuskan rotasi; batas ini mengikuti wewenang JA-14 di SNX-HR-JA-01 yang merekomendasikan hiring, salary action, dan disciplinary action kepada approver (USULAN).</w:t>
             </w:r>
           </w:p>
         </w:tc>
       </w:tr>
       <w:tr>
         <w:trPr>
+          <w:cantSplit/>
           <w:jc w:val="center"/>
         </w:trPr>
         <w:tc>
@@ -4019,19 +4125,19 @@
           </w:tcPr>
           <w:p>
             <w:pPr>
-              <w:jc w:val="both"/>
-              <w:rPr>
-                <w:sz w:val="24"/>
-                <w:szCs w:val="24"/>
-              </w:rPr>
-            </w:pPr>
-            <w:r>
-              <w:rPr>
-                <w:b w:val="0"/>
-                <w:sz w:val="24"/>
-                <w:szCs w:val="24"/>
-              </w:rPr>
-              <w:t>Memeriksa kelengkapan usulan rotasi, memberikan uraian jabatan tujuan kepada karyawan yang dirotasi, memperbarui data karyawan, memberi tahu Atasan Langsung Tujuan dan Atasan Langsung Asal tentang perubahan tugas, dan mengarsipkan rekaman di personal file (butir 6.2, 6.4, dan 6.5).</w:t>
+              <w:jc w:val="left"/>
+              <w:rPr>
+                <w:sz w:val="24"/>
+                <w:szCs w:val="24"/>
+              </w:rPr>
+            </w:pPr>
+            <w:r>
+              <w:rPr>
+                <w:b w:val="0"/>
+                <w:sz w:val="24"/>
+                <w:szCs w:val="24"/>
+              </w:rPr>
+              <w:t>Memeriksa kelengkapan usulan rotasi, memberikan uraian jabatan tujuan kepada karyawan yang dirotasi, memperbarui data karyawan, memberi tahu Atasan Langsung Tujuan dan Atasan Langsung Asal tentang perubahan tugas, dan mengarsipkan record di personal file.</w:t>
             </w:r>
           </w:p>
         </w:tc>
@@ -4049,7 +4155,7 @@
           </w:tcPr>
           <w:p>
             <w:pPr>
-              <w:jc w:val="both"/>
+              <w:jc w:val="left"/>
               <w:rPr>
                 <w:sz w:val="24"/>
                 <w:szCs w:val="24"/>
@@ -4068,6 +4174,7 @@
       </w:tr>
       <w:tr>
         <w:trPr>
+          <w:cantSplit/>
           <w:jc w:val="center"/>
         </w:trPr>
         <w:tc>
@@ -4113,19 +4220,19 @@
           </w:tcPr>
           <w:p>
             <w:pPr>
-              <w:jc w:val="both"/>
-              <w:rPr>
-                <w:sz w:val="24"/>
-                <w:szCs w:val="24"/>
-              </w:rPr>
-            </w:pPr>
-            <w:r>
-              <w:rPr>
-                <w:b w:val="0"/>
-                <w:sz w:val="24"/>
-                <w:szCs w:val="24"/>
-              </w:rPr>
-              <w:t>Memutuskan usulan rotasi: setujui atau tolak, dan menetapkan tanggal berlaku dan masa rotasi (butir 6.3).</w:t>
+              <w:jc w:val="left"/>
+              <w:rPr>
+                <w:sz w:val="24"/>
+                <w:szCs w:val="24"/>
+              </w:rPr>
+            </w:pPr>
+            <w:r>
+              <w:rPr>
+                <w:b w:val="0"/>
+                <w:sz w:val="24"/>
+                <w:szCs w:val="24"/>
+              </w:rPr>
+              <w:t>Memutuskan usulan rotasi (setujui atau tolak), serta menetapkan tanggal berlaku dan masa rotasi.</w:t>
             </w:r>
           </w:p>
         </w:tc>
@@ -4143,7 +4250,7 @@
           </w:tcPr>
           <w:p>
             <w:pPr>
-              <w:jc w:val="both"/>
+              <w:jc w:val="left"/>
               <w:rPr>
                 <w:sz w:val="24"/>
                 <w:szCs w:val="24"/>
@@ -4162,6 +4269,7 @@
       </w:tr>
       <w:tr>
         <w:trPr>
+          <w:cantSplit/>
           <w:jc w:val="center"/>
         </w:trPr>
         <w:tc>
@@ -4207,19 +4315,19 @@
           </w:tcPr>
           <w:p>
             <w:pPr>
-              <w:jc w:val="both"/>
-              <w:rPr>
-                <w:sz w:val="24"/>
-                <w:szCs w:val="24"/>
-              </w:rPr>
-            </w:pPr>
-            <w:r>
-              <w:rPr>
-                <w:b w:val="0"/>
-                <w:sz w:val="24"/>
-                <w:szCs w:val="24"/>
-              </w:rPr>
-              <w:t>Mengisi dan mengirim usulan rotasi, menerima pemberitahuan keputusan, dan mengajukan perubahan hak akses menurut SNX-ISMS-SOP-02 saat masa rotasi berakhir (butir 6.1, 6.3, dan 6.5).</w:t>
+              <w:jc w:val="left"/>
+              <w:rPr>
+                <w:sz w:val="24"/>
+                <w:szCs w:val="24"/>
+              </w:rPr>
+            </w:pPr>
+            <w:r>
+              <w:rPr>
+                <w:b w:val="0"/>
+                <w:sz w:val="24"/>
+                <w:szCs w:val="24"/>
+              </w:rPr>
+              <w:t>Mengisi dan mengirim usulan rotasi, menerima pemberitahuan keputusan, dan mengajukan perubahan hak akses menurut SNX-ISMS-SOP-02 saat masa rotasi berakhir.</w:t>
             </w:r>
           </w:p>
         </w:tc>
@@ -4237,7 +4345,7 @@
           </w:tcPr>
           <w:p>
             <w:pPr>
-              <w:jc w:val="both"/>
+              <w:jc w:val="left"/>
               <w:rPr>
                 <w:sz w:val="24"/>
                 <w:szCs w:val="24"/>
@@ -4256,6 +4364,7 @@
       </w:tr>
       <w:tr>
         <w:trPr>
+          <w:cantSplit/>
           <w:jc w:val="center"/>
         </w:trPr>
         <w:tc>
@@ -4301,19 +4410,19 @@
           </w:tcPr>
           <w:p>
             <w:pPr>
-              <w:jc w:val="both"/>
-              <w:rPr>
-                <w:sz w:val="24"/>
-                <w:szCs w:val="24"/>
-              </w:rPr>
-            </w:pPr>
-            <w:r>
-              <w:rPr>
-                <w:b w:val="0"/>
-                <w:sz w:val="24"/>
-                <w:szCs w:val="24"/>
-              </w:rPr>
-              <w:t>Menanggapi usulan rotasi, menerima pemberitahuan keputusan, mengajukan perubahan hak akses menurut SNX-ISMS-SOP-02 saat tanggal berlaku, dan melaporkan hasil kerja karyawan selama masa rotasi (butir 6.2, 6.3, 6.4, dan 6.5).</w:t>
+              <w:jc w:val="left"/>
+              <w:rPr>
+                <w:sz w:val="24"/>
+                <w:szCs w:val="24"/>
+              </w:rPr>
+            </w:pPr>
+            <w:r>
+              <w:rPr>
+                <w:b w:val="0"/>
+                <w:sz w:val="24"/>
+                <w:szCs w:val="24"/>
+              </w:rPr>
+              <w:t>Menanggapi usulan rotasi, menerima pemberitahuan keputusan, mengajukan perubahan hak akses menurut SNX-ISMS-SOP-02 saat tanggal berlaku, dan melaporkan hasil kerja karyawan selama masa rotasi.</w:t>
             </w:r>
           </w:p>
         </w:tc>
@@ -4331,7 +4440,7 @@
           </w:tcPr>
           <w:p>
             <w:pPr>
-              <w:jc w:val="both"/>
+              <w:jc w:val="left"/>
               <w:rPr>
                 <w:sz w:val="24"/>
                 <w:szCs w:val="24"/>
@@ -4350,6 +4459,7 @@
       </w:tr>
       <w:tr>
         <w:trPr>
+          <w:cantSplit/>
           <w:jc w:val="center"/>
         </w:trPr>
         <w:tc>
@@ -4395,19 +4505,19 @@
           </w:tcPr>
           <w:p>
             <w:pPr>
-              <w:jc w:val="both"/>
-              <w:rPr>
-                <w:sz w:val="24"/>
-                <w:szCs w:val="24"/>
-              </w:rPr>
-            </w:pPr>
-            <w:r>
-              <w:rPr>
-                <w:b w:val="0"/>
-                <w:sz w:val="24"/>
-                <w:szCs w:val="24"/>
-              </w:rPr>
-              <w:t>Menerima uraian jabatan tujuan dan mengonfirmasi secara tertulis bahwa ia memahaminya (butir 6.4, (USULAN)).</w:t>
+              <w:jc w:val="left"/>
+              <w:rPr>
+                <w:sz w:val="24"/>
+                <w:szCs w:val="24"/>
+              </w:rPr>
+            </w:pPr>
+            <w:r>
+              <w:rPr>
+                <w:b w:val="0"/>
+                <w:sz w:val="24"/>
+                <w:szCs w:val="24"/>
+              </w:rPr>
+              <w:t>Menerima uraian jabatan tujuan, lalu mengonfirmasi secara tertulis bahwa ia memahaminya (USULAN).</w:t>
             </w:r>
           </w:p>
         </w:tc>
@@ -4425,7 +4535,7 @@
           </w:tcPr>
           <w:p>
             <w:pPr>
-              <w:jc w:val="both"/>
+              <w:jc w:val="left"/>
               <w:rPr>
                 <w:sz w:val="24"/>
                 <w:szCs w:val="24"/>
@@ -4491,6 +4601,7 @@
     </w:p>
     <w:p>
       <w:pPr>
+        <w:keepNext/>
         <w:pBdr>
           <w:top w:val="nil"/>
           <w:left w:val="nil"/>
@@ -4510,7 +4621,7 @@
           <w:sz w:val="24"/>
           <w:szCs w:val="24"/>
         </w:rPr>
-        <w:t xml:space="preserve">Atasan Langsung Asal memulai proses. Langkah di butir 6.1 sampai 6.5 adalah (USULAN) sampai HR Lead dan Direktur Utama mengesahkan SOP ini.</w:t>
+        <w:t xml:space="preserve">Proses dimulai oleh Atasan Langsung Asal. Seluruh langkah di butir 6.1 sampai 6.5 berstatus (USULAN) sampai SOP ini disahkan HR Lead dan Direktur Utama.</w:t>
       </w:r>
     </w:p>
     <w:tbl>
@@ -4523,27 +4634,30 @@
         <w:tblLook w:val="0400" w:firstRow="0" w:lastRow="0" w:firstColumn="0" w:lastColumn="0" w:noHBand="0" w:noVBand="1"/>
       </w:tblPr>
       <w:tblGrid>
-        <w:gridCol w:w="3367"/>
-        <w:gridCol w:w="2248"/>
-        <w:gridCol w:w="3913"/>
+        <w:gridCol w:w="4309"/>
+        <w:gridCol w:w="1927"/>
+        <w:gridCol w:w="2835"/>
       </w:tblGrid>
       <w:tr>
         <w:trPr>
+          <w:cantSplit/>
+          <w:tblHeader/>
           <w:jc w:val="center"/>
         </w:trPr>
         <w:tc>
           <w:tcPr>
-            <w:tcW w:w="3367" w:type="dxa"/>
-            <w:tcBorders>
-              <w:top w:val="single" w:sz="8" w:space="0" w:color="000000"/>
-              <w:left w:val="single" w:sz="8" w:space="0" w:color="000000"/>
-              <w:bottom w:val="single" w:sz="8" w:space="0" w:color="000000"/>
-              <w:right w:val="single" w:sz="8" w:space="0" w:color="000000"/>
-            </w:tcBorders>
-            <w:vAlign w:val="center"/>
-          </w:tcPr>
-          <w:p>
-            <w:pPr>
+            <w:tcW w:w="4309" w:type="dxa"/>
+            <w:tcBorders>
+              <w:top w:val="single" w:sz="8" w:space="0" w:color="000000"/>
+              <w:left w:val="single" w:sz="8" w:space="0" w:color="000000"/>
+              <w:bottom w:val="single" w:sz="8" w:space="0" w:color="000000"/>
+              <w:right w:val="single" w:sz="8" w:space="0" w:color="000000"/>
+            </w:tcBorders>
+            <w:vAlign w:val="center"/>
+          </w:tcPr>
+          <w:p>
+            <w:pPr>
+              <w:keepNext/>
               <w:jc w:val="center"/>
               <w:rPr>
                 <w:sz w:val="24"/>
@@ -4563,17 +4677,18 @@
         </w:tc>
         <w:tc>
           <w:tcPr>
-            <w:tcW w:w="2248" w:type="dxa"/>
-            <w:tcBorders>
-              <w:top w:val="single" w:sz="8" w:space="0" w:color="000000"/>
-              <w:left w:val="single" w:sz="8" w:space="0" w:color="000000"/>
-              <w:bottom w:val="single" w:sz="8" w:space="0" w:color="000000"/>
-              <w:right w:val="single" w:sz="8" w:space="0" w:color="000000"/>
-            </w:tcBorders>
-            <w:vAlign w:val="center"/>
-          </w:tcPr>
-          <w:p>
-            <w:pPr>
+            <w:tcW w:w="1927" w:type="dxa"/>
+            <w:tcBorders>
+              <w:top w:val="single" w:sz="8" w:space="0" w:color="000000"/>
+              <w:left w:val="single" w:sz="8" w:space="0" w:color="000000"/>
+              <w:bottom w:val="single" w:sz="8" w:space="0" w:color="000000"/>
+              <w:right w:val="single" w:sz="8" w:space="0" w:color="000000"/>
+            </w:tcBorders>
+            <w:vAlign w:val="center"/>
+          </w:tcPr>
+          <w:p>
+            <w:pPr>
+              <w:keepNext/>
               <w:jc w:val="center"/>
               <w:rPr>
                 <w:sz w:val="24"/>
@@ -4593,17 +4708,18 @@
         </w:tc>
         <w:tc>
           <w:tcPr>
-            <w:tcW w:w="3913" w:type="dxa"/>
-            <w:tcBorders>
-              <w:top w:val="single" w:sz="8" w:space="0" w:color="000000"/>
-              <w:left w:val="single" w:sz="8" w:space="0" w:color="000000"/>
-              <w:bottom w:val="single" w:sz="8" w:space="0" w:color="000000"/>
-              <w:right w:val="single" w:sz="8" w:space="0" w:color="000000"/>
-            </w:tcBorders>
-            <w:vAlign w:val="center"/>
-          </w:tcPr>
-          <w:p>
-            <w:pPr>
+            <w:tcW w:w="2835" w:type="dxa"/>
+            <w:tcBorders>
+              <w:top w:val="single" w:sz="8" w:space="0" w:color="000000"/>
+              <w:left w:val="single" w:sz="8" w:space="0" w:color="000000"/>
+              <w:bottom w:val="single" w:sz="8" w:space="0" w:color="000000"/>
+              <w:right w:val="single" w:sz="8" w:space="0" w:color="000000"/>
+            </w:tcBorders>
+            <w:vAlign w:val="center"/>
+          </w:tcPr>
+          <w:p>
+            <w:pPr>
+              <w:keepNext/>
               <w:jc w:val="center"/>
               <w:rPr>
                 <w:sz w:val="24"/>
@@ -4624,39 +4740,40 @@
       </w:tr>
       <w:tr>
         <w:trPr>
+          <w:cantSplit/>
           <w:jc w:val="center"/>
         </w:trPr>
         <w:tc>
           <w:tcPr>
-            <w:tcW w:w="3367" w:type="dxa"/>
-            <w:tcBorders>
-              <w:top w:val="single" w:sz="8" w:space="0" w:color="000000"/>
-              <w:left w:val="single" w:sz="8" w:space="0" w:color="000000"/>
-              <w:bottom w:val="single" w:sz="8" w:space="0" w:color="000000"/>
-              <w:right w:val="single" w:sz="8" w:space="0" w:color="000000"/>
-            </w:tcBorders>
-            <w:vAlign w:val="center"/>
-          </w:tcPr>
-          <w:p>
-            <w:pPr>
-              <w:rPr>
-                <w:sz w:val="24"/>
-                <w:szCs w:val="24"/>
-              </w:rPr>
-            </w:pPr>
-            <w:r>
-              <w:rPr>
-                <w:b w:val="0"/>
-                <w:sz w:val="24"/>
-                <w:szCs w:val="24"/>
-              </w:rPr>
-              <w:t>1. Isi usulan rotasi: karyawan, jabatan tujuan, tujuan rotasi, dan keterampilan yang dituju bila tujuannya pengembangan keterampilan.</w:t>
-            </w:r>
-          </w:p>
-        </w:tc>
-        <w:tc>
-          <w:tcPr>
-            <w:tcW w:w="2248" w:type="dxa"/>
+            <w:tcW w:w="4309" w:type="dxa"/>
+            <w:tcBorders>
+              <w:top w:val="single" w:sz="8" w:space="0" w:color="000000"/>
+              <w:left w:val="single" w:sz="8" w:space="0" w:color="000000"/>
+              <w:bottom w:val="single" w:sz="8" w:space="0" w:color="000000"/>
+              <w:right w:val="single" w:sz="8" w:space="0" w:color="000000"/>
+            </w:tcBorders>
+            <w:vAlign w:val="center"/>
+          </w:tcPr>
+          <w:p>
+            <w:pPr>
+              <w:rPr>
+                <w:sz w:val="24"/>
+                <w:szCs w:val="24"/>
+              </w:rPr>
+            </w:pPr>
+            <w:r>
+              <w:rPr>
+                <w:b w:val="0"/>
+                <w:sz w:val="24"/>
+                <w:szCs w:val="24"/>
+              </w:rPr>
+              <w:t>1. Isi usulan rotasi: karyawan, jabatan tujuan, tujuan rotasi, dan keterampilan yang dituju jika tujuannya pengembangan keterampilan.</w:t>
+            </w:r>
+          </w:p>
+        </w:tc>
+        <w:tc>
+          <w:tcPr>
+            <w:tcW w:w="1927" w:type="dxa"/>
             <w:tcBorders>
               <w:top w:val="single" w:sz="8" w:space="0" w:color="000000"/>
               <w:left w:val="single" w:sz="8" w:space="0" w:color="000000"/>
@@ -4684,18 +4801,18 @@
         </w:tc>
         <w:tc>
           <w:tcPr>
-            <w:tcW w:w="3913" w:type="dxa"/>
-            <w:tcBorders>
-              <w:top w:val="single" w:sz="8" w:space="0" w:color="000000"/>
-              <w:left w:val="single" w:sz="8" w:space="0" w:color="000000"/>
-              <w:bottom w:val="single" w:sz="8" w:space="0" w:color="000000"/>
-              <w:right w:val="single" w:sz="8" w:space="0" w:color="000000"/>
-            </w:tcBorders>
-            <w:vAlign w:val="center"/>
-          </w:tcPr>
-          <w:p>
-            <w:pPr>
-              <w:jc w:val="both"/>
+            <w:tcW w:w="2835" w:type="dxa"/>
+            <w:tcBorders>
+              <w:top w:val="single" w:sz="8" w:space="0" w:color="000000"/>
+              <w:left w:val="single" w:sz="8" w:space="0" w:color="000000"/>
+              <w:bottom w:val="single" w:sz="8" w:space="0" w:color="000000"/>
+              <w:right w:val="single" w:sz="8" w:space="0" w:color="000000"/>
+            </w:tcBorders>
+            <w:vAlign w:val="center"/>
+          </w:tcPr>
+          <w:p>
+            <w:pPr>
+              <w:jc w:val="left"/>
               <w:rPr>
                 <w:sz w:val="24"/>
                 <w:szCs w:val="24"/>
@@ -4714,11 +4831,12 @@
       </w:tr>
       <w:tr>
         <w:trPr>
+          <w:cantSplit/>
           <w:jc w:val="center"/>
         </w:trPr>
         <w:tc>
           <w:tcPr>
-            <w:tcW w:w="3367" w:type="dxa"/>
+            <w:tcW w:w="4309" w:type="dxa"/>
             <w:tcBorders>
               <w:top w:val="single" w:sz="8" w:space="0" w:color="000000"/>
               <w:left w:val="single" w:sz="8" w:space="0" w:color="000000"/>
@@ -4746,7 +4864,7 @@
         </w:tc>
         <w:tc>
           <w:tcPr>
-            <w:tcW w:w="2248" w:type="dxa"/>
+            <w:tcW w:w="1927" w:type="dxa"/>
             <w:tcBorders>
               <w:top w:val="single" w:sz="8" w:space="0" w:color="000000"/>
               <w:left w:val="single" w:sz="8" w:space="0" w:color="000000"/>
@@ -4774,18 +4892,18 @@
         </w:tc>
         <w:tc>
           <w:tcPr>
-            <w:tcW w:w="3913" w:type="dxa"/>
-            <w:tcBorders>
-              <w:top w:val="single" w:sz="8" w:space="0" w:color="000000"/>
-              <w:left w:val="single" w:sz="8" w:space="0" w:color="000000"/>
-              <w:bottom w:val="single" w:sz="8" w:space="0" w:color="000000"/>
-              <w:right w:val="single" w:sz="8" w:space="0" w:color="000000"/>
-            </w:tcBorders>
-            <w:vAlign w:val="center"/>
-          </w:tcPr>
-          <w:p>
-            <w:pPr>
-              <w:jc w:val="both"/>
+            <w:tcW w:w="2835" w:type="dxa"/>
+            <w:tcBorders>
+              <w:top w:val="single" w:sz="8" w:space="0" w:color="000000"/>
+              <w:left w:val="single" w:sz="8" w:space="0" w:color="000000"/>
+              <w:bottom w:val="single" w:sz="8" w:space="0" w:color="000000"/>
+              <w:right w:val="single" w:sz="8" w:space="0" w:color="000000"/>
+            </w:tcBorders>
+            <w:vAlign w:val="center"/>
+          </w:tcPr>
+          <w:p>
+            <w:pPr>
+              <w:jc w:val="left"/>
               <w:rPr>
                 <w:sz w:val="24"/>
                 <w:szCs w:val="24"/>
@@ -4804,11 +4922,12 @@
       </w:tr>
       <w:tr>
         <w:trPr>
+          <w:cantSplit/>
           <w:jc w:val="center"/>
         </w:trPr>
         <w:tc>
           <w:tcPr>
-            <w:tcW w:w="3367" w:type="dxa"/>
+            <w:tcW w:w="4309" w:type="dxa"/>
             <w:tcBorders>
               <w:top w:val="single" w:sz="8" w:space="0" w:color="000000"/>
               <w:left w:val="single" w:sz="8" w:space="0" w:color="000000"/>
@@ -4836,7 +4955,7 @@
         </w:tc>
         <w:tc>
           <w:tcPr>
-            <w:tcW w:w="2248" w:type="dxa"/>
+            <w:tcW w:w="1927" w:type="dxa"/>
             <w:tcBorders>
               <w:top w:val="single" w:sz="8" w:space="0" w:color="000000"/>
               <w:left w:val="single" w:sz="8" w:space="0" w:color="000000"/>
@@ -4864,18 +4983,18 @@
         </w:tc>
         <w:tc>
           <w:tcPr>
-            <w:tcW w:w="3913" w:type="dxa"/>
-            <w:tcBorders>
-              <w:top w:val="single" w:sz="8" w:space="0" w:color="000000"/>
-              <w:left w:val="single" w:sz="8" w:space="0" w:color="000000"/>
-              <w:bottom w:val="single" w:sz="8" w:space="0" w:color="000000"/>
-              <w:right w:val="single" w:sz="8" w:space="0" w:color="000000"/>
-            </w:tcBorders>
-            <w:vAlign w:val="center"/>
-          </w:tcPr>
-          <w:p>
-            <w:pPr>
-              <w:jc w:val="both"/>
+            <w:tcW w:w="2835" w:type="dxa"/>
+            <w:tcBorders>
+              <w:top w:val="single" w:sz="8" w:space="0" w:color="000000"/>
+              <w:left w:val="single" w:sz="8" w:space="0" w:color="000000"/>
+              <w:bottom w:val="single" w:sz="8" w:space="0" w:color="000000"/>
+              <w:right w:val="single" w:sz="8" w:space="0" w:color="000000"/>
+            </w:tcBorders>
+            <w:vAlign w:val="center"/>
+          </w:tcPr>
+          <w:p>
+            <w:pPr>
+              <w:jc w:val="left"/>
               <w:rPr>
                 <w:sz w:val="24"/>
                 <w:szCs w:val="24"/>
@@ -4920,6 +5039,7 @@
     <w:p>
       <w:pPr>
         <w:pStyle w:val="Heading2"/>
+        <w:keepNext/>
         <w:numPr>
           <w:ilvl w:val="1"/>
           <w:numId w:val="7"/>
@@ -4940,27 +5060,30 @@
         <w:tblLook w:val="0400" w:firstRow="0" w:lastRow="0" w:firstColumn="0" w:lastColumn="0" w:noHBand="0" w:noVBand="1"/>
       </w:tblPr>
       <w:tblGrid>
-        <w:gridCol w:w="3367"/>
-        <w:gridCol w:w="2248"/>
-        <w:gridCol w:w="3913"/>
+        <w:gridCol w:w="4309"/>
+        <w:gridCol w:w="1927"/>
+        <w:gridCol w:w="2835"/>
       </w:tblGrid>
       <w:tr>
         <w:trPr>
+          <w:cantSplit/>
+          <w:tblHeader/>
           <w:jc w:val="center"/>
         </w:trPr>
         <w:tc>
           <w:tcPr>
-            <w:tcW w:w="3367" w:type="dxa"/>
-            <w:tcBorders>
-              <w:top w:val="single" w:sz="8" w:space="0" w:color="000000"/>
-              <w:left w:val="single" w:sz="8" w:space="0" w:color="000000"/>
-              <w:bottom w:val="single" w:sz="8" w:space="0" w:color="000000"/>
-              <w:right w:val="single" w:sz="8" w:space="0" w:color="000000"/>
-            </w:tcBorders>
-            <w:vAlign w:val="center"/>
-          </w:tcPr>
-          <w:p>
-            <w:pPr>
+            <w:tcW w:w="4309" w:type="dxa"/>
+            <w:tcBorders>
+              <w:top w:val="single" w:sz="8" w:space="0" w:color="000000"/>
+              <w:left w:val="single" w:sz="8" w:space="0" w:color="000000"/>
+              <w:bottom w:val="single" w:sz="8" w:space="0" w:color="000000"/>
+              <w:right w:val="single" w:sz="8" w:space="0" w:color="000000"/>
+            </w:tcBorders>
+            <w:vAlign w:val="center"/>
+          </w:tcPr>
+          <w:p>
+            <w:pPr>
+              <w:keepNext/>
               <w:jc w:val="center"/>
               <w:rPr>
                 <w:sz w:val="24"/>
@@ -4980,17 +5103,18 @@
         </w:tc>
         <w:tc>
           <w:tcPr>
-            <w:tcW w:w="2248" w:type="dxa"/>
-            <w:tcBorders>
-              <w:top w:val="single" w:sz="8" w:space="0" w:color="000000"/>
-              <w:left w:val="single" w:sz="8" w:space="0" w:color="000000"/>
-              <w:bottom w:val="single" w:sz="8" w:space="0" w:color="000000"/>
-              <w:right w:val="single" w:sz="8" w:space="0" w:color="000000"/>
-            </w:tcBorders>
-            <w:vAlign w:val="center"/>
-          </w:tcPr>
-          <w:p>
-            <w:pPr>
+            <w:tcW w:w="1927" w:type="dxa"/>
+            <w:tcBorders>
+              <w:top w:val="single" w:sz="8" w:space="0" w:color="000000"/>
+              <w:left w:val="single" w:sz="8" w:space="0" w:color="000000"/>
+              <w:bottom w:val="single" w:sz="8" w:space="0" w:color="000000"/>
+              <w:right w:val="single" w:sz="8" w:space="0" w:color="000000"/>
+            </w:tcBorders>
+            <w:vAlign w:val="center"/>
+          </w:tcPr>
+          <w:p>
+            <w:pPr>
+              <w:keepNext/>
               <w:jc w:val="center"/>
               <w:rPr>
                 <w:sz w:val="24"/>
@@ -5010,17 +5134,18 @@
         </w:tc>
         <w:tc>
           <w:tcPr>
-            <w:tcW w:w="3913" w:type="dxa"/>
-            <w:tcBorders>
-              <w:top w:val="single" w:sz="8" w:space="0" w:color="000000"/>
-              <w:left w:val="single" w:sz="8" w:space="0" w:color="000000"/>
-              <w:bottom w:val="single" w:sz="8" w:space="0" w:color="000000"/>
-              <w:right w:val="single" w:sz="8" w:space="0" w:color="000000"/>
-            </w:tcBorders>
-            <w:vAlign w:val="center"/>
-          </w:tcPr>
-          <w:p>
-            <w:pPr>
+            <w:tcW w:w="2835" w:type="dxa"/>
+            <w:tcBorders>
+              <w:top w:val="single" w:sz="8" w:space="0" w:color="000000"/>
+              <w:left w:val="single" w:sz="8" w:space="0" w:color="000000"/>
+              <w:bottom w:val="single" w:sz="8" w:space="0" w:color="000000"/>
+              <w:right w:val="single" w:sz="8" w:space="0" w:color="000000"/>
+            </w:tcBorders>
+            <w:vAlign w:val="center"/>
+          </w:tcPr>
+          <w:p>
+            <w:pPr>
+              <w:keepNext/>
               <w:jc w:val="center"/>
               <w:rPr>
                 <w:sz w:val="24"/>
@@ -5041,11 +5166,12 @@
       </w:tr>
       <w:tr>
         <w:trPr>
+          <w:cantSplit/>
           <w:jc w:val="center"/>
         </w:trPr>
         <w:tc>
           <w:tcPr>
-            <w:tcW w:w="3367" w:type="dxa"/>
+            <w:tcW w:w="4309" w:type="dxa"/>
             <w:tcBorders>
               <w:top w:val="single" w:sz="8" w:space="0" w:color="000000"/>
               <w:left w:val="single" w:sz="8" w:space="0" w:color="000000"/>
@@ -5073,7 +5199,7 @@
         </w:tc>
         <w:tc>
           <w:tcPr>
-            <w:tcW w:w="2248" w:type="dxa"/>
+            <w:tcW w:w="1927" w:type="dxa"/>
             <w:tcBorders>
               <w:top w:val="single" w:sz="8" w:space="0" w:color="000000"/>
               <w:left w:val="single" w:sz="8" w:space="0" w:color="000000"/>
@@ -5101,41 +5227,42 @@
         </w:tc>
         <w:tc>
           <w:tcPr>
-            <w:tcW w:w="3913" w:type="dxa"/>
-            <w:tcBorders>
-              <w:top w:val="single" w:sz="8" w:space="0" w:color="000000"/>
-              <w:left w:val="single" w:sz="8" w:space="0" w:color="000000"/>
-              <w:bottom w:val="single" w:sz="8" w:space="0" w:color="000000"/>
-              <w:right w:val="single" w:sz="8" w:space="0" w:color="000000"/>
-            </w:tcBorders>
-            <w:vAlign w:val="center"/>
-          </w:tcPr>
-          <w:p>
-            <w:pPr>
-              <w:jc w:val="both"/>
-              <w:rPr>
-                <w:sz w:val="24"/>
-                <w:szCs w:val="24"/>
-              </w:rPr>
-            </w:pPr>
-            <w:r>
-              <w:rPr>
-                <w:b w:val="0"/>
-                <w:sz w:val="24"/>
-                <w:szCs w:val="24"/>
-              </w:rPr>
-              <w:t>Tanggapan Atasan Langsung Tujuan (bagian 9 bila tidak bersedia)</w:t>
+            <w:tcW w:w="2835" w:type="dxa"/>
+            <w:tcBorders>
+              <w:top w:val="single" w:sz="8" w:space="0" w:color="000000"/>
+              <w:left w:val="single" w:sz="8" w:space="0" w:color="000000"/>
+              <w:bottom w:val="single" w:sz="8" w:space="0" w:color="000000"/>
+              <w:right w:val="single" w:sz="8" w:space="0" w:color="000000"/>
+            </w:tcBorders>
+            <w:vAlign w:val="center"/>
+          </w:tcPr>
+          <w:p>
+            <w:pPr>
+              <w:jc w:val="left"/>
+              <w:rPr>
+                <w:sz w:val="24"/>
+                <w:szCs w:val="24"/>
+              </w:rPr>
+            </w:pPr>
+            <w:r>
+              <w:rPr>
+                <w:b w:val="0"/>
+                <w:sz w:val="24"/>
+                <w:szCs w:val="24"/>
+              </w:rPr>
+              <w:t>Tanggapan Atasan Langsung Tujuan (bagian 9 jika tidak bersedia)</w:t>
             </w:r>
           </w:p>
         </w:tc>
       </w:tr>
       <w:tr>
         <w:trPr>
+          <w:cantSplit/>
           <w:jc w:val="center"/>
         </w:trPr>
         <w:tc>
           <w:tcPr>
-            <w:tcW w:w="3367" w:type="dxa"/>
+            <w:tcW w:w="4309" w:type="dxa"/>
             <w:tcBorders>
               <w:top w:val="single" w:sz="8" w:space="0" w:color="000000"/>
               <w:left w:val="single" w:sz="8" w:space="0" w:color="000000"/>
@@ -5163,7 +5290,7 @@
         </w:tc>
         <w:tc>
           <w:tcPr>
-            <w:tcW w:w="2248" w:type="dxa"/>
+            <w:tcW w:w="1927" w:type="dxa"/>
             <w:tcBorders>
               <w:top w:val="single" w:sz="8" w:space="0" w:color="000000"/>
               <w:left w:val="single" w:sz="8" w:space="0" w:color="000000"/>
@@ -5191,18 +5318,18 @@
         </w:tc>
         <w:tc>
           <w:tcPr>
-            <w:tcW w:w="3913" w:type="dxa"/>
-            <w:tcBorders>
-              <w:top w:val="single" w:sz="8" w:space="0" w:color="000000"/>
-              <w:left w:val="single" w:sz="8" w:space="0" w:color="000000"/>
-              <w:bottom w:val="single" w:sz="8" w:space="0" w:color="000000"/>
-              <w:right w:val="single" w:sz="8" w:space="0" w:color="000000"/>
-            </w:tcBorders>
-            <w:vAlign w:val="center"/>
-          </w:tcPr>
-          <w:p>
-            <w:pPr>
-              <w:jc w:val="both"/>
+            <w:tcW w:w="2835" w:type="dxa"/>
+            <w:tcBorders>
+              <w:top w:val="single" w:sz="8" w:space="0" w:color="000000"/>
+              <w:left w:val="single" w:sz="8" w:space="0" w:color="000000"/>
+              <w:bottom w:val="single" w:sz="8" w:space="0" w:color="000000"/>
+              <w:right w:val="single" w:sz="8" w:space="0" w:color="000000"/>
+            </w:tcBorders>
+            <w:vAlign w:val="center"/>
+          </w:tcPr>
+          <w:p>
+            <w:pPr>
+              <w:jc w:val="left"/>
               <w:rPr>
                 <w:sz w:val="24"/>
                 <w:szCs w:val="24"/>
@@ -5221,11 +5348,12 @@
       </w:tr>
       <w:tr>
         <w:trPr>
+          <w:cantSplit/>
           <w:jc w:val="center"/>
         </w:trPr>
         <w:tc>
           <w:tcPr>
-            <w:tcW w:w="3367" w:type="dxa"/>
+            <w:tcW w:w="4309" w:type="dxa"/>
             <w:tcBorders>
               <w:top w:val="single" w:sz="8" w:space="0" w:color="000000"/>
               <w:left w:val="single" w:sz="8" w:space="0" w:color="000000"/>
@@ -5253,7 +5381,7 @@
         </w:tc>
         <w:tc>
           <w:tcPr>
-            <w:tcW w:w="2248" w:type="dxa"/>
+            <w:tcW w:w="1927" w:type="dxa"/>
             <w:tcBorders>
               <w:top w:val="single" w:sz="8" w:space="0" w:color="000000"/>
               <w:left w:val="single" w:sz="8" w:space="0" w:color="000000"/>
@@ -5281,18 +5409,18 @@
         </w:tc>
         <w:tc>
           <w:tcPr>
-            <w:tcW w:w="3913" w:type="dxa"/>
-            <w:tcBorders>
-              <w:top w:val="single" w:sz="8" w:space="0" w:color="000000"/>
-              <w:left w:val="single" w:sz="8" w:space="0" w:color="000000"/>
-              <w:bottom w:val="single" w:sz="8" w:space="0" w:color="000000"/>
-              <w:right w:val="single" w:sz="8" w:space="0" w:color="000000"/>
-            </w:tcBorders>
-            <w:vAlign w:val="center"/>
-          </w:tcPr>
-          <w:p>
-            <w:pPr>
-              <w:jc w:val="both"/>
+            <w:tcW w:w="2835" w:type="dxa"/>
+            <w:tcBorders>
+              <w:top w:val="single" w:sz="8" w:space="0" w:color="000000"/>
+              <w:left w:val="single" w:sz="8" w:space="0" w:color="000000"/>
+              <w:bottom w:val="single" w:sz="8" w:space="0" w:color="000000"/>
+              <w:right w:val="single" w:sz="8" w:space="0" w:color="000000"/>
+            </w:tcBorders>
+            <w:vAlign w:val="center"/>
+          </w:tcPr>
+          <w:p>
+            <w:pPr>
+              <w:jc w:val="left"/>
               <w:rPr>
                 <w:sz w:val="24"/>
                 <w:szCs w:val="24"/>
@@ -5311,11 +5439,12 @@
       </w:tr>
       <w:tr>
         <w:trPr>
+          <w:cantSplit/>
           <w:jc w:val="center"/>
         </w:trPr>
         <w:tc>
           <w:tcPr>
-            <w:tcW w:w="3367" w:type="dxa"/>
+            <w:tcW w:w="4309" w:type="dxa"/>
             <w:tcBorders>
               <w:top w:val="single" w:sz="8" w:space="0" w:color="000000"/>
               <w:left w:val="single" w:sz="8" w:space="0" w:color="000000"/>
@@ -5343,7 +5472,7 @@
         </w:tc>
         <w:tc>
           <w:tcPr>
-            <w:tcW w:w="2248" w:type="dxa"/>
+            <w:tcW w:w="1927" w:type="dxa"/>
             <w:tcBorders>
               <w:top w:val="single" w:sz="8" w:space="0" w:color="000000"/>
               <w:left w:val="single" w:sz="8" w:space="0" w:color="000000"/>
@@ -5371,18 +5500,18 @@
         </w:tc>
         <w:tc>
           <w:tcPr>
-            <w:tcW w:w="3913" w:type="dxa"/>
-            <w:tcBorders>
-              <w:top w:val="single" w:sz="8" w:space="0" w:color="000000"/>
-              <w:left w:val="single" w:sz="8" w:space="0" w:color="000000"/>
-              <w:bottom w:val="single" w:sz="8" w:space="0" w:color="000000"/>
-              <w:right w:val="single" w:sz="8" w:space="0" w:color="000000"/>
-            </w:tcBorders>
-            <w:vAlign w:val="center"/>
-          </w:tcPr>
-          <w:p>
-            <w:pPr>
-              <w:jc w:val="both"/>
+            <w:tcW w:w="2835" w:type="dxa"/>
+            <w:tcBorders>
+              <w:top w:val="single" w:sz="8" w:space="0" w:color="000000"/>
+              <w:left w:val="single" w:sz="8" w:space="0" w:color="000000"/>
+              <w:bottom w:val="single" w:sz="8" w:space="0" w:color="000000"/>
+              <w:right w:val="single" w:sz="8" w:space="0" w:color="000000"/>
+            </w:tcBorders>
+            <w:vAlign w:val="center"/>
+          </w:tcPr>
+          <w:p>
+            <w:pPr>
+              <w:jc w:val="left"/>
               <w:rPr>
                 <w:sz w:val="24"/>
                 <w:szCs w:val="24"/>
@@ -5427,6 +5556,7 @@
     <w:p>
       <w:pPr>
         <w:pStyle w:val="Heading2"/>
+        <w:keepNext/>
         <w:numPr>
           <w:ilvl w:val="1"/>
           <w:numId w:val="7"/>
@@ -5447,27 +5577,30 @@
         <w:tblLook w:val="0400" w:firstRow="0" w:lastRow="0" w:firstColumn="0" w:lastColumn="0" w:noHBand="0" w:noVBand="1"/>
       </w:tblPr>
       <w:tblGrid>
-        <w:gridCol w:w="3367"/>
-        <w:gridCol w:w="2248"/>
-        <w:gridCol w:w="3913"/>
+        <w:gridCol w:w="4309"/>
+        <w:gridCol w:w="1927"/>
+        <w:gridCol w:w="2835"/>
       </w:tblGrid>
       <w:tr>
         <w:trPr>
+          <w:cantSplit/>
+          <w:tblHeader/>
           <w:jc w:val="center"/>
         </w:trPr>
         <w:tc>
           <w:tcPr>
-            <w:tcW w:w="3367" w:type="dxa"/>
-            <w:tcBorders>
-              <w:top w:val="single" w:sz="8" w:space="0" w:color="000000"/>
-              <w:left w:val="single" w:sz="8" w:space="0" w:color="000000"/>
-              <w:bottom w:val="single" w:sz="8" w:space="0" w:color="000000"/>
-              <w:right w:val="single" w:sz="8" w:space="0" w:color="000000"/>
-            </w:tcBorders>
-            <w:vAlign w:val="center"/>
-          </w:tcPr>
-          <w:p>
-            <w:pPr>
+            <w:tcW w:w="4309" w:type="dxa"/>
+            <w:tcBorders>
+              <w:top w:val="single" w:sz="8" w:space="0" w:color="000000"/>
+              <w:left w:val="single" w:sz="8" w:space="0" w:color="000000"/>
+              <w:bottom w:val="single" w:sz="8" w:space="0" w:color="000000"/>
+              <w:right w:val="single" w:sz="8" w:space="0" w:color="000000"/>
+            </w:tcBorders>
+            <w:vAlign w:val="center"/>
+          </w:tcPr>
+          <w:p>
+            <w:pPr>
+              <w:keepNext/>
               <w:jc w:val="center"/>
               <w:rPr>
                 <w:sz w:val="24"/>
@@ -5487,17 +5620,18 @@
         </w:tc>
         <w:tc>
           <w:tcPr>
-            <w:tcW w:w="2248" w:type="dxa"/>
-            <w:tcBorders>
-              <w:top w:val="single" w:sz="8" w:space="0" w:color="000000"/>
-              <w:left w:val="single" w:sz="8" w:space="0" w:color="000000"/>
-              <w:bottom w:val="single" w:sz="8" w:space="0" w:color="000000"/>
-              <w:right w:val="single" w:sz="8" w:space="0" w:color="000000"/>
-            </w:tcBorders>
-            <w:vAlign w:val="center"/>
-          </w:tcPr>
-          <w:p>
-            <w:pPr>
+            <w:tcW w:w="1927" w:type="dxa"/>
+            <w:tcBorders>
+              <w:top w:val="single" w:sz="8" w:space="0" w:color="000000"/>
+              <w:left w:val="single" w:sz="8" w:space="0" w:color="000000"/>
+              <w:bottom w:val="single" w:sz="8" w:space="0" w:color="000000"/>
+              <w:right w:val="single" w:sz="8" w:space="0" w:color="000000"/>
+            </w:tcBorders>
+            <w:vAlign w:val="center"/>
+          </w:tcPr>
+          <w:p>
+            <w:pPr>
+              <w:keepNext/>
               <w:jc w:val="center"/>
               <w:rPr>
                 <w:sz w:val="24"/>
@@ -5517,17 +5651,18 @@
         </w:tc>
         <w:tc>
           <w:tcPr>
-            <w:tcW w:w="3913" w:type="dxa"/>
-            <w:tcBorders>
-              <w:top w:val="single" w:sz="8" w:space="0" w:color="000000"/>
-              <w:left w:val="single" w:sz="8" w:space="0" w:color="000000"/>
-              <w:bottom w:val="single" w:sz="8" w:space="0" w:color="000000"/>
-              <w:right w:val="single" w:sz="8" w:space="0" w:color="000000"/>
-            </w:tcBorders>
-            <w:vAlign w:val="center"/>
-          </w:tcPr>
-          <w:p>
-            <w:pPr>
+            <w:tcW w:w="2835" w:type="dxa"/>
+            <w:tcBorders>
+              <w:top w:val="single" w:sz="8" w:space="0" w:color="000000"/>
+              <w:left w:val="single" w:sz="8" w:space="0" w:color="000000"/>
+              <w:bottom w:val="single" w:sz="8" w:space="0" w:color="000000"/>
+              <w:right w:val="single" w:sz="8" w:space="0" w:color="000000"/>
+            </w:tcBorders>
+            <w:vAlign w:val="center"/>
+          </w:tcPr>
+          <w:p>
+            <w:pPr>
+              <w:keepNext/>
               <w:jc w:val="center"/>
               <w:rPr>
                 <w:sz w:val="24"/>
@@ -5548,11 +5683,12 @@
       </w:tr>
       <w:tr>
         <w:trPr>
+          <w:cantSplit/>
           <w:jc w:val="center"/>
         </w:trPr>
         <w:tc>
           <w:tcPr>
-            <w:tcW w:w="3367" w:type="dxa"/>
+            <w:tcW w:w="4309" w:type="dxa"/>
             <w:tcBorders>
               <w:top w:val="single" w:sz="8" w:space="0" w:color="000000"/>
               <w:left w:val="single" w:sz="8" w:space="0" w:color="000000"/>
@@ -5580,7 +5716,7 @@
         </w:tc>
         <w:tc>
           <w:tcPr>
-            <w:tcW w:w="2248" w:type="dxa"/>
+            <w:tcW w:w="1927" w:type="dxa"/>
             <w:tcBorders>
               <w:top w:val="single" w:sz="8" w:space="0" w:color="000000"/>
               <w:left w:val="single" w:sz="8" w:space="0" w:color="000000"/>
@@ -5608,18 +5744,18 @@
         </w:tc>
         <w:tc>
           <w:tcPr>
-            <w:tcW w:w="3913" w:type="dxa"/>
-            <w:tcBorders>
-              <w:top w:val="single" w:sz="8" w:space="0" w:color="000000"/>
-              <w:left w:val="single" w:sz="8" w:space="0" w:color="000000"/>
-              <w:bottom w:val="single" w:sz="8" w:space="0" w:color="000000"/>
-              <w:right w:val="single" w:sz="8" w:space="0" w:color="000000"/>
-            </w:tcBorders>
-            <w:vAlign w:val="center"/>
-          </w:tcPr>
-          <w:p>
-            <w:pPr>
-              <w:jc w:val="both"/>
+            <w:tcW w:w="2835" w:type="dxa"/>
+            <w:tcBorders>
+              <w:top w:val="single" w:sz="8" w:space="0" w:color="000000"/>
+              <w:left w:val="single" w:sz="8" w:space="0" w:color="000000"/>
+              <w:bottom w:val="single" w:sz="8" w:space="0" w:color="000000"/>
+              <w:right w:val="single" w:sz="8" w:space="0" w:color="000000"/>
+            </w:tcBorders>
+            <w:vAlign w:val="center"/>
+          </w:tcPr>
+          <w:p>
+            <w:pPr>
+              <w:jc w:val="left"/>
               <w:rPr>
                 <w:sz w:val="24"/>
                 <w:szCs w:val="24"/>
@@ -5638,11 +5774,12 @@
       </w:tr>
       <w:tr>
         <w:trPr>
+          <w:cantSplit/>
           <w:jc w:val="center"/>
         </w:trPr>
         <w:tc>
           <w:tcPr>
-            <w:tcW w:w="3367" w:type="dxa"/>
+            <w:tcW w:w="4309" w:type="dxa"/>
             <w:tcBorders>
               <w:top w:val="single" w:sz="8" w:space="0" w:color="000000"/>
               <w:left w:val="single" w:sz="8" w:space="0" w:color="000000"/>
@@ -5670,7 +5807,7 @@
         </w:tc>
         <w:tc>
           <w:tcPr>
-            <w:tcW w:w="2248" w:type="dxa"/>
+            <w:tcW w:w="1927" w:type="dxa"/>
             <w:tcBorders>
               <w:top w:val="single" w:sz="8" w:space="0" w:color="000000"/>
               <w:left w:val="single" w:sz="8" w:space="0" w:color="000000"/>
@@ -5698,41 +5835,42 @@
         </w:tc>
         <w:tc>
           <w:tcPr>
-            <w:tcW w:w="3913" w:type="dxa"/>
-            <w:tcBorders>
-              <w:top w:val="single" w:sz="8" w:space="0" w:color="000000"/>
-              <w:left w:val="single" w:sz="8" w:space="0" w:color="000000"/>
-              <w:bottom w:val="single" w:sz="8" w:space="0" w:color="000000"/>
-              <w:right w:val="single" w:sz="8" w:space="0" w:color="000000"/>
-            </w:tcBorders>
-            <w:vAlign w:val="center"/>
-          </w:tcPr>
-          <w:p>
-            <w:pPr>
-              <w:jc w:val="both"/>
-              <w:rPr>
-                <w:sz w:val="24"/>
-                <w:szCs w:val="24"/>
-              </w:rPr>
-            </w:pPr>
-            <w:r>
-              <w:rPr>
-                <w:b w:val="0"/>
-                <w:sz w:val="24"/>
-                <w:szCs w:val="24"/>
-              </w:rPr>
-              <w:t>Keputusan rotasi tertulis, memuat tanggal berlaku dan masa rotasi bila disetujui</w:t>
+            <w:tcW w:w="2835" w:type="dxa"/>
+            <w:tcBorders>
+              <w:top w:val="single" w:sz="8" w:space="0" w:color="000000"/>
+              <w:left w:val="single" w:sz="8" w:space="0" w:color="000000"/>
+              <w:bottom w:val="single" w:sz="8" w:space="0" w:color="000000"/>
+              <w:right w:val="single" w:sz="8" w:space="0" w:color="000000"/>
+            </w:tcBorders>
+            <w:vAlign w:val="center"/>
+          </w:tcPr>
+          <w:p>
+            <w:pPr>
+              <w:jc w:val="left"/>
+              <w:rPr>
+                <w:sz w:val="24"/>
+                <w:szCs w:val="24"/>
+              </w:rPr>
+            </w:pPr>
+            <w:r>
+              <w:rPr>
+                <w:b w:val="0"/>
+                <w:sz w:val="24"/>
+                <w:szCs w:val="24"/>
+              </w:rPr>
+              <w:t>Keputusan rotasi tertulis, memuat tanggal berlaku dan masa rotasi jika disetujui</w:t>
             </w:r>
           </w:p>
         </w:tc>
       </w:tr>
       <w:tr>
         <w:trPr>
+          <w:cantSplit/>
           <w:jc w:val="center"/>
         </w:trPr>
         <w:tc>
           <w:tcPr>
-            <w:tcW w:w="3367" w:type="dxa"/>
+            <w:tcW w:w="4309" w:type="dxa"/>
             <w:tcBorders>
               <w:top w:val="single" w:sz="8" w:space="0" w:color="000000"/>
               <w:left w:val="single" w:sz="8" w:space="0" w:color="000000"/>
@@ -5760,7 +5898,7 @@
         </w:tc>
         <w:tc>
           <w:tcPr>
-            <w:tcW w:w="2248" w:type="dxa"/>
+            <w:tcW w:w="1927" w:type="dxa"/>
             <w:tcBorders>
               <w:top w:val="single" w:sz="8" w:space="0" w:color="000000"/>
               <w:left w:val="single" w:sz="8" w:space="0" w:color="000000"/>
@@ -5788,18 +5926,18 @@
         </w:tc>
         <w:tc>
           <w:tcPr>
-            <w:tcW w:w="3913" w:type="dxa"/>
-            <w:tcBorders>
-              <w:top w:val="single" w:sz="8" w:space="0" w:color="000000"/>
-              <w:left w:val="single" w:sz="8" w:space="0" w:color="000000"/>
-              <w:bottom w:val="single" w:sz="8" w:space="0" w:color="000000"/>
-              <w:right w:val="single" w:sz="8" w:space="0" w:color="000000"/>
-            </w:tcBorders>
-            <w:vAlign w:val="center"/>
-          </w:tcPr>
-          <w:p>
-            <w:pPr>
-              <w:jc w:val="both"/>
+            <w:tcW w:w="2835" w:type="dxa"/>
+            <w:tcBorders>
+              <w:top w:val="single" w:sz="8" w:space="0" w:color="000000"/>
+              <w:left w:val="single" w:sz="8" w:space="0" w:color="000000"/>
+              <w:bottom w:val="single" w:sz="8" w:space="0" w:color="000000"/>
+              <w:right w:val="single" w:sz="8" w:space="0" w:color="000000"/>
+            </w:tcBorders>
+            <w:vAlign w:val="center"/>
+          </w:tcPr>
+          <w:p>
+            <w:pPr>
+              <w:jc w:val="left"/>
               <w:rPr>
                 <w:sz w:val="24"/>
                 <w:szCs w:val="24"/>
@@ -5856,6 +5994,7 @@
     </w:p>
     <w:p>
       <w:pPr>
+        <w:keepNext/>
         <w:pBdr>
           <w:top w:val="nil"/>
           <w:left w:val="nil"/>
@@ -5875,7 +6014,7 @@
           <w:sz w:val="24"/>
           <w:szCs w:val="24"/>
         </w:rPr>
-        <w:t xml:space="preserve">Langkah berikut berjalan sesudah keputusan menyetujui. Untuk keputusan menolak, lihat bagian 9.</w:t>
+        <w:t xml:space="preserve">Langkah berikut dijalankan setelah keputusan menyetujui usulan. Penanganan keputusan menolak mengikuti bagian 9.</w:t>
       </w:r>
     </w:p>
     <w:tbl>
@@ -5888,27 +6027,30 @@
         <w:tblLook w:val="0400" w:firstRow="0" w:lastRow="0" w:firstColumn="0" w:lastColumn="0" w:noHBand="0" w:noVBand="1"/>
       </w:tblPr>
       <w:tblGrid>
-        <w:gridCol w:w="3367"/>
-        <w:gridCol w:w="2248"/>
-        <w:gridCol w:w="3913"/>
+        <w:gridCol w:w="4309"/>
+        <w:gridCol w:w="1927"/>
+        <w:gridCol w:w="2835"/>
       </w:tblGrid>
       <w:tr>
         <w:trPr>
+          <w:cantSplit/>
+          <w:tblHeader/>
           <w:jc w:val="center"/>
         </w:trPr>
         <w:tc>
           <w:tcPr>
-            <w:tcW w:w="3367" w:type="dxa"/>
-            <w:tcBorders>
-              <w:top w:val="single" w:sz="8" w:space="0" w:color="000000"/>
-              <w:left w:val="single" w:sz="8" w:space="0" w:color="000000"/>
-              <w:bottom w:val="single" w:sz="8" w:space="0" w:color="000000"/>
-              <w:right w:val="single" w:sz="8" w:space="0" w:color="000000"/>
-            </w:tcBorders>
-            <w:vAlign w:val="center"/>
-          </w:tcPr>
-          <w:p>
-            <w:pPr>
+            <w:tcW w:w="4309" w:type="dxa"/>
+            <w:tcBorders>
+              <w:top w:val="single" w:sz="8" w:space="0" w:color="000000"/>
+              <w:left w:val="single" w:sz="8" w:space="0" w:color="000000"/>
+              <w:bottom w:val="single" w:sz="8" w:space="0" w:color="000000"/>
+              <w:right w:val="single" w:sz="8" w:space="0" w:color="000000"/>
+            </w:tcBorders>
+            <w:vAlign w:val="center"/>
+          </w:tcPr>
+          <w:p>
+            <w:pPr>
+              <w:keepNext/>
               <w:jc w:val="center"/>
               <w:rPr>
                 <w:sz w:val="24"/>
@@ -5928,17 +6070,18 @@
         </w:tc>
         <w:tc>
           <w:tcPr>
-            <w:tcW w:w="2248" w:type="dxa"/>
-            <w:tcBorders>
-              <w:top w:val="single" w:sz="8" w:space="0" w:color="000000"/>
-              <w:left w:val="single" w:sz="8" w:space="0" w:color="000000"/>
-              <w:bottom w:val="single" w:sz="8" w:space="0" w:color="000000"/>
-              <w:right w:val="single" w:sz="8" w:space="0" w:color="000000"/>
-            </w:tcBorders>
-            <w:vAlign w:val="center"/>
-          </w:tcPr>
-          <w:p>
-            <w:pPr>
+            <w:tcW w:w="1927" w:type="dxa"/>
+            <w:tcBorders>
+              <w:top w:val="single" w:sz="8" w:space="0" w:color="000000"/>
+              <w:left w:val="single" w:sz="8" w:space="0" w:color="000000"/>
+              <w:bottom w:val="single" w:sz="8" w:space="0" w:color="000000"/>
+              <w:right w:val="single" w:sz="8" w:space="0" w:color="000000"/>
+            </w:tcBorders>
+            <w:vAlign w:val="center"/>
+          </w:tcPr>
+          <w:p>
+            <w:pPr>
+              <w:keepNext/>
               <w:jc w:val="center"/>
               <w:rPr>
                 <w:sz w:val="24"/>
@@ -5958,17 +6101,18 @@
         </w:tc>
         <w:tc>
           <w:tcPr>
-            <w:tcW w:w="3913" w:type="dxa"/>
-            <w:tcBorders>
-              <w:top w:val="single" w:sz="8" w:space="0" w:color="000000"/>
-              <w:left w:val="single" w:sz="8" w:space="0" w:color="000000"/>
-              <w:bottom w:val="single" w:sz="8" w:space="0" w:color="000000"/>
-              <w:right w:val="single" w:sz="8" w:space="0" w:color="000000"/>
-            </w:tcBorders>
-            <w:vAlign w:val="center"/>
-          </w:tcPr>
-          <w:p>
-            <w:pPr>
+            <w:tcW w:w="2835" w:type="dxa"/>
+            <w:tcBorders>
+              <w:top w:val="single" w:sz="8" w:space="0" w:color="000000"/>
+              <w:left w:val="single" w:sz="8" w:space="0" w:color="000000"/>
+              <w:bottom w:val="single" w:sz="8" w:space="0" w:color="000000"/>
+              <w:right w:val="single" w:sz="8" w:space="0" w:color="000000"/>
+            </w:tcBorders>
+            <w:vAlign w:val="center"/>
+          </w:tcPr>
+          <w:p>
+            <w:pPr>
+              <w:keepNext/>
               <w:jc w:val="center"/>
               <w:rPr>
                 <w:sz w:val="24"/>
@@ -5989,11 +6133,12 @@
       </w:tr>
       <w:tr>
         <w:trPr>
+          <w:cantSplit/>
           <w:jc w:val="center"/>
         </w:trPr>
         <w:tc>
           <w:tcPr>
-            <w:tcW w:w="3367" w:type="dxa"/>
+            <w:tcW w:w="4309" w:type="dxa"/>
             <w:tcBorders>
               <w:top w:val="single" w:sz="8" w:space="0" w:color="000000"/>
               <w:left w:val="single" w:sz="8" w:space="0" w:color="000000"/>
@@ -6021,7 +6166,7 @@
         </w:tc>
         <w:tc>
           <w:tcPr>
-            <w:tcW w:w="2248" w:type="dxa"/>
+            <w:tcW w:w="1927" w:type="dxa"/>
             <w:tcBorders>
               <w:top w:val="single" w:sz="8" w:space="0" w:color="000000"/>
               <w:left w:val="single" w:sz="8" w:space="0" w:color="000000"/>
@@ -6049,18 +6194,18 @@
         </w:tc>
         <w:tc>
           <w:tcPr>
-            <w:tcW w:w="3913" w:type="dxa"/>
-            <w:tcBorders>
-              <w:top w:val="single" w:sz="8" w:space="0" w:color="000000"/>
-              <w:left w:val="single" w:sz="8" w:space="0" w:color="000000"/>
-              <w:bottom w:val="single" w:sz="8" w:space="0" w:color="000000"/>
-              <w:right w:val="single" w:sz="8" w:space="0" w:color="000000"/>
-            </w:tcBorders>
-            <w:vAlign w:val="center"/>
-          </w:tcPr>
-          <w:p>
-            <w:pPr>
-              <w:jc w:val="both"/>
+            <w:tcW w:w="2835" w:type="dxa"/>
+            <w:tcBorders>
+              <w:top w:val="single" w:sz="8" w:space="0" w:color="000000"/>
+              <w:left w:val="single" w:sz="8" w:space="0" w:color="000000"/>
+              <w:bottom w:val="single" w:sz="8" w:space="0" w:color="000000"/>
+              <w:right w:val="single" w:sz="8" w:space="0" w:color="000000"/>
+            </w:tcBorders>
+            <w:vAlign w:val="center"/>
+          </w:tcPr>
+          <w:p>
+            <w:pPr>
+              <w:jc w:val="left"/>
               <w:rPr>
                 <w:sz w:val="24"/>
                 <w:szCs w:val="24"/>
@@ -6079,11 +6224,12 @@
       </w:tr>
       <w:tr>
         <w:trPr>
+          <w:cantSplit/>
           <w:jc w:val="center"/>
         </w:trPr>
         <w:tc>
           <w:tcPr>
-            <w:tcW w:w="3367" w:type="dxa"/>
+            <w:tcW w:w="4309" w:type="dxa"/>
             <w:tcBorders>
               <w:top w:val="single" w:sz="8" w:space="0" w:color="000000"/>
               <w:left w:val="single" w:sz="8" w:space="0" w:color="000000"/>
@@ -6111,7 +6257,7 @@
         </w:tc>
         <w:tc>
           <w:tcPr>
-            <w:tcW w:w="2248" w:type="dxa"/>
+            <w:tcW w:w="1927" w:type="dxa"/>
             <w:tcBorders>
               <w:top w:val="single" w:sz="8" w:space="0" w:color="000000"/>
               <w:left w:val="single" w:sz="8" w:space="0" w:color="000000"/>
@@ -6139,18 +6285,18 @@
         </w:tc>
         <w:tc>
           <w:tcPr>
-            <w:tcW w:w="3913" w:type="dxa"/>
-            <w:tcBorders>
-              <w:top w:val="single" w:sz="8" w:space="0" w:color="000000"/>
-              <w:left w:val="single" w:sz="8" w:space="0" w:color="000000"/>
-              <w:bottom w:val="single" w:sz="8" w:space="0" w:color="000000"/>
-              <w:right w:val="single" w:sz="8" w:space="0" w:color="000000"/>
-            </w:tcBorders>
-            <w:vAlign w:val="center"/>
-          </w:tcPr>
-          <w:p>
-            <w:pPr>
-              <w:jc w:val="both"/>
+            <w:tcW w:w="2835" w:type="dxa"/>
+            <w:tcBorders>
+              <w:top w:val="single" w:sz="8" w:space="0" w:color="000000"/>
+              <w:left w:val="single" w:sz="8" w:space="0" w:color="000000"/>
+              <w:bottom w:val="single" w:sz="8" w:space="0" w:color="000000"/>
+              <w:right w:val="single" w:sz="8" w:space="0" w:color="000000"/>
+            </w:tcBorders>
+            <w:vAlign w:val="center"/>
+          </w:tcPr>
+          <w:p>
+            <w:pPr>
+              <w:jc w:val="left"/>
               <w:rPr>
                 <w:sz w:val="24"/>
                 <w:szCs w:val="24"/>
@@ -6169,11 +6315,12 @@
       </w:tr>
       <w:tr>
         <w:trPr>
+          <w:cantSplit/>
           <w:jc w:val="center"/>
         </w:trPr>
         <w:tc>
           <w:tcPr>
-            <w:tcW w:w="3367" w:type="dxa"/>
+            <w:tcW w:w="4309" w:type="dxa"/>
             <w:tcBorders>
               <w:top w:val="single" w:sz="8" w:space="0" w:color="000000"/>
               <w:left w:val="single" w:sz="8" w:space="0" w:color="000000"/>
@@ -6201,7 +6348,7 @@
         </w:tc>
         <w:tc>
           <w:tcPr>
-            <w:tcW w:w="2248" w:type="dxa"/>
+            <w:tcW w:w="1927" w:type="dxa"/>
             <w:tcBorders>
               <w:top w:val="single" w:sz="8" w:space="0" w:color="000000"/>
               <w:left w:val="single" w:sz="8" w:space="0" w:color="000000"/>
@@ -6229,18 +6376,18 @@
         </w:tc>
         <w:tc>
           <w:tcPr>
-            <w:tcW w:w="3913" w:type="dxa"/>
-            <w:tcBorders>
-              <w:top w:val="single" w:sz="8" w:space="0" w:color="000000"/>
-              <w:left w:val="single" w:sz="8" w:space="0" w:color="000000"/>
-              <w:bottom w:val="single" w:sz="8" w:space="0" w:color="000000"/>
-              <w:right w:val="single" w:sz="8" w:space="0" w:color="000000"/>
-            </w:tcBorders>
-            <w:vAlign w:val="center"/>
-          </w:tcPr>
-          <w:p>
-            <w:pPr>
-              <w:jc w:val="both"/>
+            <w:tcW w:w="2835" w:type="dxa"/>
+            <w:tcBorders>
+              <w:top w:val="single" w:sz="8" w:space="0" w:color="000000"/>
+              <w:left w:val="single" w:sz="8" w:space="0" w:color="000000"/>
+              <w:bottom w:val="single" w:sz="8" w:space="0" w:color="000000"/>
+              <w:right w:val="single" w:sz="8" w:space="0" w:color="000000"/>
+            </w:tcBorders>
+            <w:vAlign w:val="center"/>
+          </w:tcPr>
+          <w:p>
+            <w:pPr>
+              <w:jc w:val="left"/>
               <w:rPr>
                 <w:sz w:val="24"/>
                 <w:szCs w:val="24"/>
@@ -6259,39 +6406,40 @@
       </w:tr>
       <w:tr>
         <w:trPr>
+          <w:cantSplit/>
           <w:jc w:val="center"/>
         </w:trPr>
         <w:tc>
           <w:tcPr>
-            <w:tcW w:w="3367" w:type="dxa"/>
-            <w:tcBorders>
-              <w:top w:val="single" w:sz="8" w:space="0" w:color="000000"/>
-              <w:left w:val="single" w:sz="8" w:space="0" w:color="000000"/>
-              <w:bottom w:val="single" w:sz="8" w:space="0" w:color="000000"/>
-              <w:right w:val="single" w:sz="8" w:space="0" w:color="000000"/>
-            </w:tcBorders>
-            <w:vAlign w:val="center"/>
-          </w:tcPr>
-          <w:p>
-            <w:pPr>
-              <w:rPr>
-                <w:sz w:val="24"/>
-                <w:szCs w:val="24"/>
-              </w:rPr>
-            </w:pPr>
-            <w:r>
-              <w:rPr>
-                <w:b w:val="0"/>
-                <w:sz w:val="24"/>
-                <w:szCs w:val="24"/>
-              </w:rPr>
-              <w:t>4. Beri tahu Atasan Langsung Tujuan tentang perubahan tugas paling lambat pada tanggal berlaku, supaya ia mengajukan perubahan hak akses.</w:t>
-            </w:r>
-          </w:p>
-        </w:tc>
-        <w:tc>
-          <w:tcPr>
-            <w:tcW w:w="2248" w:type="dxa"/>
+            <w:tcW w:w="4309" w:type="dxa"/>
+            <w:tcBorders>
+              <w:top w:val="single" w:sz="8" w:space="0" w:color="000000"/>
+              <w:left w:val="single" w:sz="8" w:space="0" w:color="000000"/>
+              <w:bottom w:val="single" w:sz="8" w:space="0" w:color="000000"/>
+              <w:right w:val="single" w:sz="8" w:space="0" w:color="000000"/>
+            </w:tcBorders>
+            <w:vAlign w:val="center"/>
+          </w:tcPr>
+          <w:p>
+            <w:pPr>
+              <w:rPr>
+                <w:sz w:val="24"/>
+                <w:szCs w:val="24"/>
+              </w:rPr>
+            </w:pPr>
+            <w:r>
+              <w:rPr>
+                <w:b w:val="0"/>
+                <w:sz w:val="24"/>
+                <w:szCs w:val="24"/>
+              </w:rPr>
+              <w:t>4. Beri tahu Atasan Langsung Tujuan tentang perubahan tugas paling lambat pada tanggal berlaku, agar ia mengajukan perubahan hak akses.</w:t>
+            </w:r>
+          </w:p>
+        </w:tc>
+        <w:tc>
+          <w:tcPr>
+            <w:tcW w:w="1927" w:type="dxa"/>
             <w:tcBorders>
               <w:top w:val="single" w:sz="8" w:space="0" w:color="000000"/>
               <w:left w:val="single" w:sz="8" w:space="0" w:color="000000"/>
@@ -6319,18 +6467,18 @@
         </w:tc>
         <w:tc>
           <w:tcPr>
-            <w:tcW w:w="3913" w:type="dxa"/>
-            <w:tcBorders>
-              <w:top w:val="single" w:sz="8" w:space="0" w:color="000000"/>
-              <w:left w:val="single" w:sz="8" w:space="0" w:color="000000"/>
-              <w:bottom w:val="single" w:sz="8" w:space="0" w:color="000000"/>
-              <w:right w:val="single" w:sz="8" w:space="0" w:color="000000"/>
-            </w:tcBorders>
-            <w:vAlign w:val="center"/>
-          </w:tcPr>
-          <w:p>
-            <w:pPr>
-              <w:jc w:val="both"/>
+            <w:tcW w:w="2835" w:type="dxa"/>
+            <w:tcBorders>
+              <w:top w:val="single" w:sz="8" w:space="0" w:color="000000"/>
+              <w:left w:val="single" w:sz="8" w:space="0" w:color="000000"/>
+              <w:bottom w:val="single" w:sz="8" w:space="0" w:color="000000"/>
+              <w:right w:val="single" w:sz="8" w:space="0" w:color="000000"/>
+            </w:tcBorders>
+            <w:vAlign w:val="center"/>
+          </w:tcPr>
+          <w:p>
+            <w:pPr>
+              <w:jc w:val="left"/>
               <w:rPr>
                 <w:sz w:val="24"/>
                 <w:szCs w:val="24"/>
@@ -6349,11 +6497,12 @@
       </w:tr>
       <w:tr>
         <w:trPr>
+          <w:cantSplit/>
           <w:jc w:val="center"/>
         </w:trPr>
         <w:tc>
           <w:tcPr>
-            <w:tcW w:w="3367" w:type="dxa"/>
+            <w:tcW w:w="4309" w:type="dxa"/>
             <w:tcBorders>
               <w:top w:val="single" w:sz="8" w:space="0" w:color="000000"/>
               <w:left w:val="single" w:sz="8" w:space="0" w:color="000000"/>
@@ -6381,7 +6530,7 @@
         </w:tc>
         <w:tc>
           <w:tcPr>
-            <w:tcW w:w="2248" w:type="dxa"/>
+            <w:tcW w:w="1927" w:type="dxa"/>
             <w:tcBorders>
               <w:top w:val="single" w:sz="8" w:space="0" w:color="000000"/>
               <w:left w:val="single" w:sz="8" w:space="0" w:color="000000"/>
@@ -6409,18 +6558,18 @@
         </w:tc>
         <w:tc>
           <w:tcPr>
-            <w:tcW w:w="3913" w:type="dxa"/>
-            <w:tcBorders>
-              <w:top w:val="single" w:sz="8" w:space="0" w:color="000000"/>
-              <w:left w:val="single" w:sz="8" w:space="0" w:color="000000"/>
-              <w:bottom w:val="single" w:sz="8" w:space="0" w:color="000000"/>
-              <w:right w:val="single" w:sz="8" w:space="0" w:color="000000"/>
-            </w:tcBorders>
-            <w:vAlign w:val="center"/>
-          </w:tcPr>
-          <w:p>
-            <w:pPr>
-              <w:jc w:val="both"/>
+            <w:tcW w:w="2835" w:type="dxa"/>
+            <w:tcBorders>
+              <w:top w:val="single" w:sz="8" w:space="0" w:color="000000"/>
+              <w:left w:val="single" w:sz="8" w:space="0" w:color="000000"/>
+              <w:bottom w:val="single" w:sz="8" w:space="0" w:color="000000"/>
+              <w:right w:val="single" w:sz="8" w:space="0" w:color="000000"/>
+            </w:tcBorders>
+            <w:vAlign w:val="center"/>
+          </w:tcPr>
+          <w:p>
+            <w:pPr>
+              <w:jc w:val="left"/>
               <w:rPr>
                 <w:sz w:val="24"/>
                 <w:szCs w:val="24"/>
@@ -6439,11 +6588,12 @@
       </w:tr>
       <w:tr>
         <w:trPr>
+          <w:cantSplit/>
           <w:jc w:val="center"/>
         </w:trPr>
         <w:tc>
           <w:tcPr>
-            <w:tcW w:w="3367" w:type="dxa"/>
+            <w:tcW w:w="4309" w:type="dxa"/>
             <w:tcBorders>
               <w:top w:val="single" w:sz="8" w:space="0" w:color="000000"/>
               <w:left w:val="single" w:sz="8" w:space="0" w:color="000000"/>
@@ -6471,7 +6621,7 @@
         </w:tc>
         <w:tc>
           <w:tcPr>
-            <w:tcW w:w="2248" w:type="dxa"/>
+            <w:tcW w:w="1927" w:type="dxa"/>
             <w:tcBorders>
               <w:top w:val="single" w:sz="8" w:space="0" w:color="000000"/>
               <w:left w:val="single" w:sz="8" w:space="0" w:color="000000"/>
@@ -6499,18 +6649,18 @@
         </w:tc>
         <w:tc>
           <w:tcPr>
-            <w:tcW w:w="3913" w:type="dxa"/>
-            <w:tcBorders>
-              <w:top w:val="single" w:sz="8" w:space="0" w:color="000000"/>
-              <w:left w:val="single" w:sz="8" w:space="0" w:color="000000"/>
-              <w:bottom w:val="single" w:sz="8" w:space="0" w:color="000000"/>
-              <w:right w:val="single" w:sz="8" w:space="0" w:color="000000"/>
-            </w:tcBorders>
-            <w:vAlign w:val="center"/>
-          </w:tcPr>
-          <w:p>
-            <w:pPr>
-              <w:jc w:val="both"/>
+            <w:tcW w:w="2835" w:type="dxa"/>
+            <w:tcBorders>
+              <w:top w:val="single" w:sz="8" w:space="0" w:color="000000"/>
+              <w:left w:val="single" w:sz="8" w:space="0" w:color="000000"/>
+              <w:bottom w:val="single" w:sz="8" w:space="0" w:color="000000"/>
+              <w:right w:val="single" w:sz="8" w:space="0" w:color="000000"/>
+            </w:tcBorders>
+            <w:vAlign w:val="center"/>
+          </w:tcPr>
+          <w:p>
+            <w:pPr>
+              <w:jc w:val="left"/>
               <w:rPr>
                 <w:sz w:val="24"/>
                 <w:szCs w:val="24"/>
@@ -6567,6 +6717,7 @@
     </w:p>
     <w:p>
       <w:pPr>
+        <w:keepNext/>
         <w:pBdr>
           <w:top w:val="nil"/>
           <w:left w:val="nil"/>
@@ -6586,7 +6737,7 @@
           <w:sz w:val="24"/>
           <w:szCs w:val="24"/>
         </w:rPr>
-        <w:t xml:space="preserve">Langkah berikut berjalan pada akhir masa rotasi.</w:t>
+        <w:t xml:space="preserve">Langkah berikut dijalankan pada akhir masa rotasi.</w:t>
       </w:r>
     </w:p>
     <w:tbl>
@@ -6599,27 +6750,30 @@
         <w:tblLook w:val="0400" w:firstRow="0" w:lastRow="0" w:firstColumn="0" w:lastColumn="0" w:noHBand="0" w:noVBand="1"/>
       </w:tblPr>
       <w:tblGrid>
-        <w:gridCol w:w="3367"/>
-        <w:gridCol w:w="2248"/>
-        <w:gridCol w:w="3913"/>
+        <w:gridCol w:w="4309"/>
+        <w:gridCol w:w="1927"/>
+        <w:gridCol w:w="2835"/>
       </w:tblGrid>
       <w:tr>
         <w:trPr>
+          <w:cantSplit/>
+          <w:tblHeader/>
           <w:jc w:val="center"/>
         </w:trPr>
         <w:tc>
           <w:tcPr>
-            <w:tcW w:w="3367" w:type="dxa"/>
-            <w:tcBorders>
-              <w:top w:val="single" w:sz="8" w:space="0" w:color="000000"/>
-              <w:left w:val="single" w:sz="8" w:space="0" w:color="000000"/>
-              <w:bottom w:val="single" w:sz="8" w:space="0" w:color="000000"/>
-              <w:right w:val="single" w:sz="8" w:space="0" w:color="000000"/>
-            </w:tcBorders>
-            <w:vAlign w:val="center"/>
-          </w:tcPr>
-          <w:p>
-            <w:pPr>
+            <w:tcW w:w="4309" w:type="dxa"/>
+            <w:tcBorders>
+              <w:top w:val="single" w:sz="8" w:space="0" w:color="000000"/>
+              <w:left w:val="single" w:sz="8" w:space="0" w:color="000000"/>
+              <w:bottom w:val="single" w:sz="8" w:space="0" w:color="000000"/>
+              <w:right w:val="single" w:sz="8" w:space="0" w:color="000000"/>
+            </w:tcBorders>
+            <w:vAlign w:val="center"/>
+          </w:tcPr>
+          <w:p>
+            <w:pPr>
+              <w:keepNext/>
               <w:jc w:val="center"/>
               <w:rPr>
                 <w:sz w:val="24"/>
@@ -6639,17 +6793,18 @@
         </w:tc>
         <w:tc>
           <w:tcPr>
-            <w:tcW w:w="2248" w:type="dxa"/>
-            <w:tcBorders>
-              <w:top w:val="single" w:sz="8" w:space="0" w:color="000000"/>
-              <w:left w:val="single" w:sz="8" w:space="0" w:color="000000"/>
-              <w:bottom w:val="single" w:sz="8" w:space="0" w:color="000000"/>
-              <w:right w:val="single" w:sz="8" w:space="0" w:color="000000"/>
-            </w:tcBorders>
-            <w:vAlign w:val="center"/>
-          </w:tcPr>
-          <w:p>
-            <w:pPr>
+            <w:tcW w:w="1927" w:type="dxa"/>
+            <w:tcBorders>
+              <w:top w:val="single" w:sz="8" w:space="0" w:color="000000"/>
+              <w:left w:val="single" w:sz="8" w:space="0" w:color="000000"/>
+              <w:bottom w:val="single" w:sz="8" w:space="0" w:color="000000"/>
+              <w:right w:val="single" w:sz="8" w:space="0" w:color="000000"/>
+            </w:tcBorders>
+            <w:vAlign w:val="center"/>
+          </w:tcPr>
+          <w:p>
+            <w:pPr>
+              <w:keepNext/>
               <w:jc w:val="center"/>
               <w:rPr>
                 <w:sz w:val="24"/>
@@ -6669,17 +6824,18 @@
         </w:tc>
         <w:tc>
           <w:tcPr>
-            <w:tcW w:w="3913" w:type="dxa"/>
-            <w:tcBorders>
-              <w:top w:val="single" w:sz="8" w:space="0" w:color="000000"/>
-              <w:left w:val="single" w:sz="8" w:space="0" w:color="000000"/>
-              <w:bottom w:val="single" w:sz="8" w:space="0" w:color="000000"/>
-              <w:right w:val="single" w:sz="8" w:space="0" w:color="000000"/>
-            </w:tcBorders>
-            <w:vAlign w:val="center"/>
-          </w:tcPr>
-          <w:p>
-            <w:pPr>
+            <w:tcW w:w="2835" w:type="dxa"/>
+            <w:tcBorders>
+              <w:top w:val="single" w:sz="8" w:space="0" w:color="000000"/>
+              <w:left w:val="single" w:sz="8" w:space="0" w:color="000000"/>
+              <w:bottom w:val="single" w:sz="8" w:space="0" w:color="000000"/>
+              <w:right w:val="single" w:sz="8" w:space="0" w:color="000000"/>
+            </w:tcBorders>
+            <w:vAlign w:val="center"/>
+          </w:tcPr>
+          <w:p>
+            <w:pPr>
+              <w:keepNext/>
               <w:jc w:val="center"/>
               <w:rPr>
                 <w:sz w:val="24"/>
@@ -6700,11 +6856,12 @@
       </w:tr>
       <w:tr>
         <w:trPr>
+          <w:cantSplit/>
           <w:jc w:val="center"/>
         </w:trPr>
         <w:tc>
           <w:tcPr>
-            <w:tcW w:w="3367" w:type="dxa"/>
+            <w:tcW w:w="4309" w:type="dxa"/>
             <w:tcBorders>
               <w:top w:val="single" w:sz="8" w:space="0" w:color="000000"/>
               <w:left w:val="single" w:sz="8" w:space="0" w:color="000000"/>
@@ -6732,7 +6889,7 @@
         </w:tc>
         <w:tc>
           <w:tcPr>
-            <w:tcW w:w="2248" w:type="dxa"/>
+            <w:tcW w:w="1927" w:type="dxa"/>
             <w:tcBorders>
               <w:top w:val="single" w:sz="8" w:space="0" w:color="000000"/>
               <w:left w:val="single" w:sz="8" w:space="0" w:color="000000"/>
@@ -6760,18 +6917,18 @@
         </w:tc>
         <w:tc>
           <w:tcPr>
-            <w:tcW w:w="3913" w:type="dxa"/>
-            <w:tcBorders>
-              <w:top w:val="single" w:sz="8" w:space="0" w:color="000000"/>
-              <w:left w:val="single" w:sz="8" w:space="0" w:color="000000"/>
-              <w:bottom w:val="single" w:sz="8" w:space="0" w:color="000000"/>
-              <w:right w:val="single" w:sz="8" w:space="0" w:color="000000"/>
-            </w:tcBorders>
-            <w:vAlign w:val="center"/>
-          </w:tcPr>
-          <w:p>
-            <w:pPr>
-              <w:jc w:val="both"/>
+            <w:tcW w:w="2835" w:type="dxa"/>
+            <w:tcBorders>
+              <w:top w:val="single" w:sz="8" w:space="0" w:color="000000"/>
+              <w:left w:val="single" w:sz="8" w:space="0" w:color="000000"/>
+              <w:bottom w:val="single" w:sz="8" w:space="0" w:color="000000"/>
+              <w:right w:val="single" w:sz="8" w:space="0" w:color="000000"/>
+            </w:tcBorders>
+            <w:vAlign w:val="center"/>
+          </w:tcPr>
+          <w:p>
+            <w:pPr>
+              <w:jc w:val="left"/>
               <w:rPr>
                 <w:sz w:val="24"/>
                 <w:szCs w:val="24"/>
@@ -6790,11 +6947,12 @@
       </w:tr>
       <w:tr>
         <w:trPr>
+          <w:cantSplit/>
           <w:jc w:val="center"/>
         </w:trPr>
         <w:tc>
           <w:tcPr>
-            <w:tcW w:w="3367" w:type="dxa"/>
+            <w:tcW w:w="4309" w:type="dxa"/>
             <w:tcBorders>
               <w:top w:val="single" w:sz="8" w:space="0" w:color="000000"/>
               <w:left w:val="single" w:sz="8" w:space="0" w:color="000000"/>
@@ -6822,7 +6980,7 @@
         </w:tc>
         <w:tc>
           <w:tcPr>
-            <w:tcW w:w="2248" w:type="dxa"/>
+            <w:tcW w:w="1927" w:type="dxa"/>
             <w:tcBorders>
               <w:top w:val="single" w:sz="8" w:space="0" w:color="000000"/>
               <w:left w:val="single" w:sz="8" w:space="0" w:color="000000"/>
@@ -6850,18 +7008,18 @@
         </w:tc>
         <w:tc>
           <w:tcPr>
-            <w:tcW w:w="3913" w:type="dxa"/>
-            <w:tcBorders>
-              <w:top w:val="single" w:sz="8" w:space="0" w:color="000000"/>
-              <w:left w:val="single" w:sz="8" w:space="0" w:color="000000"/>
-              <w:bottom w:val="single" w:sz="8" w:space="0" w:color="000000"/>
-              <w:right w:val="single" w:sz="8" w:space="0" w:color="000000"/>
-            </w:tcBorders>
-            <w:vAlign w:val="center"/>
-          </w:tcPr>
-          <w:p>
-            <w:pPr>
-              <w:jc w:val="both"/>
+            <w:tcW w:w="2835" w:type="dxa"/>
+            <w:tcBorders>
+              <w:top w:val="single" w:sz="8" w:space="0" w:color="000000"/>
+              <w:left w:val="single" w:sz="8" w:space="0" w:color="000000"/>
+              <w:bottom w:val="single" w:sz="8" w:space="0" w:color="000000"/>
+              <w:right w:val="single" w:sz="8" w:space="0" w:color="000000"/>
+            </w:tcBorders>
+            <w:vAlign w:val="center"/>
+          </w:tcPr>
+          <w:p>
+            <w:pPr>
+              <w:jc w:val="left"/>
               <w:rPr>
                 <w:sz w:val="24"/>
                 <w:szCs w:val="24"/>
@@ -6880,11 +7038,12 @@
       </w:tr>
       <w:tr>
         <w:trPr>
+          <w:cantSplit/>
           <w:jc w:val="center"/>
         </w:trPr>
         <w:tc>
           <w:tcPr>
-            <w:tcW w:w="3367" w:type="dxa"/>
+            <w:tcW w:w="4309" w:type="dxa"/>
             <w:tcBorders>
               <w:top w:val="single" w:sz="8" w:space="0" w:color="000000"/>
               <w:left w:val="single" w:sz="8" w:space="0" w:color="000000"/>
@@ -6912,7 +7071,7 @@
         </w:tc>
         <w:tc>
           <w:tcPr>
-            <w:tcW w:w="2248" w:type="dxa"/>
+            <w:tcW w:w="1927" w:type="dxa"/>
             <w:tcBorders>
               <w:top w:val="single" w:sz="8" w:space="0" w:color="000000"/>
               <w:left w:val="single" w:sz="8" w:space="0" w:color="000000"/>
@@ -6940,18 +7099,18 @@
         </w:tc>
         <w:tc>
           <w:tcPr>
-            <w:tcW w:w="3913" w:type="dxa"/>
-            <w:tcBorders>
-              <w:top w:val="single" w:sz="8" w:space="0" w:color="000000"/>
-              <w:left w:val="single" w:sz="8" w:space="0" w:color="000000"/>
-              <w:bottom w:val="single" w:sz="8" w:space="0" w:color="000000"/>
-              <w:right w:val="single" w:sz="8" w:space="0" w:color="000000"/>
-            </w:tcBorders>
-            <w:vAlign w:val="center"/>
-          </w:tcPr>
-          <w:p>
-            <w:pPr>
-              <w:jc w:val="both"/>
+            <w:tcW w:w="2835" w:type="dxa"/>
+            <w:tcBorders>
+              <w:top w:val="single" w:sz="8" w:space="0" w:color="000000"/>
+              <w:left w:val="single" w:sz="8" w:space="0" w:color="000000"/>
+              <w:bottom w:val="single" w:sz="8" w:space="0" w:color="000000"/>
+              <w:right w:val="single" w:sz="8" w:space="0" w:color="000000"/>
+            </w:tcBorders>
+            <w:vAlign w:val="center"/>
+          </w:tcPr>
+          <w:p>
+            <w:pPr>
+              <w:jc w:val="left"/>
               <w:rPr>
                 <w:sz w:val="24"/>
                 <w:szCs w:val="24"/>
@@ -6970,11 +7129,12 @@
       </w:tr>
       <w:tr>
         <w:trPr>
+          <w:cantSplit/>
           <w:jc w:val="center"/>
         </w:trPr>
         <w:tc>
           <w:tcPr>
-            <w:tcW w:w="3367" w:type="dxa"/>
+            <w:tcW w:w="4309" w:type="dxa"/>
             <w:tcBorders>
               <w:top w:val="single" w:sz="8" w:space="0" w:color="000000"/>
               <w:left w:val="single" w:sz="8" w:space="0" w:color="000000"/>
@@ -7002,7 +7162,7 @@
         </w:tc>
         <w:tc>
           <w:tcPr>
-            <w:tcW w:w="2248" w:type="dxa"/>
+            <w:tcW w:w="1927" w:type="dxa"/>
             <w:tcBorders>
               <w:top w:val="single" w:sz="8" w:space="0" w:color="000000"/>
               <w:left w:val="single" w:sz="8" w:space="0" w:color="000000"/>
@@ -7030,18 +7190,18 @@
         </w:tc>
         <w:tc>
           <w:tcPr>
-            <w:tcW w:w="3913" w:type="dxa"/>
-            <w:tcBorders>
-              <w:top w:val="single" w:sz="8" w:space="0" w:color="000000"/>
-              <w:left w:val="single" w:sz="8" w:space="0" w:color="000000"/>
-              <w:bottom w:val="single" w:sz="8" w:space="0" w:color="000000"/>
-              <w:right w:val="single" w:sz="8" w:space="0" w:color="000000"/>
-            </w:tcBorders>
-            <w:vAlign w:val="center"/>
-          </w:tcPr>
-          <w:p>
-            <w:pPr>
-              <w:jc w:val="both"/>
+            <w:tcW w:w="2835" w:type="dxa"/>
+            <w:tcBorders>
+              <w:top w:val="single" w:sz="8" w:space="0" w:color="000000"/>
+              <w:left w:val="single" w:sz="8" w:space="0" w:color="000000"/>
+              <w:bottom w:val="single" w:sz="8" w:space="0" w:color="000000"/>
+              <w:right w:val="single" w:sz="8" w:space="0" w:color="000000"/>
+            </w:tcBorders>
+            <w:vAlign w:val="center"/>
+          </w:tcPr>
+          <w:p>
+            <w:pPr>
+              <w:jc w:val="left"/>
               <w:rPr>
                 <w:sz w:val="24"/>
                 <w:szCs w:val="24"/>
@@ -7060,39 +7220,40 @@
       </w:tr>
       <w:tr>
         <w:trPr>
+          <w:cantSplit/>
           <w:jc w:val="center"/>
         </w:trPr>
         <w:tc>
           <w:tcPr>
-            <w:tcW w:w="3367" w:type="dxa"/>
-            <w:tcBorders>
-              <w:top w:val="single" w:sz="8" w:space="0" w:color="000000"/>
-              <w:left w:val="single" w:sz="8" w:space="0" w:color="000000"/>
-              <w:bottom w:val="single" w:sz="8" w:space="0" w:color="000000"/>
-              <w:right w:val="single" w:sz="8" w:space="0" w:color="000000"/>
-            </w:tcBorders>
-            <w:vAlign w:val="center"/>
-          </w:tcPr>
-          <w:p>
-            <w:pPr>
-              <w:rPr>
-                <w:sz w:val="24"/>
-                <w:szCs w:val="24"/>
-              </w:rPr>
-            </w:pPr>
-            <w:r>
-              <w:rPr>
-                <w:b w:val="0"/>
-                <w:sz w:val="24"/>
-                <w:szCs w:val="24"/>
-              </w:rPr>
-              <w:t>5. Beri tahu Atasan Langsung Asal tentang kembalinya karyawan ke tugas semula paling lambat pada hari masa rotasi berakhir, supaya ia mengajukan perubahan hak akses.</w:t>
-            </w:r>
-          </w:p>
-        </w:tc>
-        <w:tc>
-          <w:tcPr>
-            <w:tcW w:w="2248" w:type="dxa"/>
+            <w:tcW w:w="4309" w:type="dxa"/>
+            <w:tcBorders>
+              <w:top w:val="single" w:sz="8" w:space="0" w:color="000000"/>
+              <w:left w:val="single" w:sz="8" w:space="0" w:color="000000"/>
+              <w:bottom w:val="single" w:sz="8" w:space="0" w:color="000000"/>
+              <w:right w:val="single" w:sz="8" w:space="0" w:color="000000"/>
+            </w:tcBorders>
+            <w:vAlign w:val="center"/>
+          </w:tcPr>
+          <w:p>
+            <w:pPr>
+              <w:rPr>
+                <w:sz w:val="24"/>
+                <w:szCs w:val="24"/>
+              </w:rPr>
+            </w:pPr>
+            <w:r>
+              <w:rPr>
+                <w:b w:val="0"/>
+                <w:sz w:val="24"/>
+                <w:szCs w:val="24"/>
+              </w:rPr>
+              <w:t>5. Beri tahu Atasan Langsung Asal tentang kembalinya karyawan ke tugas semula paling lambat pada hari masa rotasi berakhir, agar ia mengajukan perubahan hak akses.</w:t>
+            </w:r>
+          </w:p>
+        </w:tc>
+        <w:tc>
+          <w:tcPr>
+            <w:tcW w:w="1927" w:type="dxa"/>
             <w:tcBorders>
               <w:top w:val="single" w:sz="8" w:space="0" w:color="000000"/>
               <w:left w:val="single" w:sz="8" w:space="0" w:color="000000"/>
@@ -7120,18 +7281,18 @@
         </w:tc>
         <w:tc>
           <w:tcPr>
-            <w:tcW w:w="3913" w:type="dxa"/>
-            <w:tcBorders>
-              <w:top w:val="single" w:sz="8" w:space="0" w:color="000000"/>
-              <w:left w:val="single" w:sz="8" w:space="0" w:color="000000"/>
-              <w:bottom w:val="single" w:sz="8" w:space="0" w:color="000000"/>
-              <w:right w:val="single" w:sz="8" w:space="0" w:color="000000"/>
-            </w:tcBorders>
-            <w:vAlign w:val="center"/>
-          </w:tcPr>
-          <w:p>
-            <w:pPr>
-              <w:jc w:val="both"/>
+            <w:tcW w:w="2835" w:type="dxa"/>
+            <w:tcBorders>
+              <w:top w:val="single" w:sz="8" w:space="0" w:color="000000"/>
+              <w:left w:val="single" w:sz="8" w:space="0" w:color="000000"/>
+              <w:bottom w:val="single" w:sz="8" w:space="0" w:color="000000"/>
+              <w:right w:val="single" w:sz="8" w:space="0" w:color="000000"/>
+            </w:tcBorders>
+            <w:vAlign w:val="center"/>
+          </w:tcPr>
+          <w:p>
+            <w:pPr>
+              <w:jc w:val="left"/>
               <w:rPr>
                 <w:sz w:val="24"/>
                 <w:szCs w:val="24"/>
@@ -7150,11 +7311,12 @@
       </w:tr>
       <w:tr>
         <w:trPr>
+          <w:cantSplit/>
           <w:jc w:val="center"/>
         </w:trPr>
         <w:tc>
           <w:tcPr>
-            <w:tcW w:w="3367" w:type="dxa"/>
+            <w:tcW w:w="4309" w:type="dxa"/>
             <w:tcBorders>
               <w:top w:val="single" w:sz="8" w:space="0" w:color="000000"/>
               <w:left w:val="single" w:sz="8" w:space="0" w:color="000000"/>
@@ -7182,7 +7344,7 @@
         </w:tc>
         <w:tc>
           <w:tcPr>
-            <w:tcW w:w="2248" w:type="dxa"/>
+            <w:tcW w:w="1927" w:type="dxa"/>
             <w:tcBorders>
               <w:top w:val="single" w:sz="8" w:space="0" w:color="000000"/>
               <w:left w:val="single" w:sz="8" w:space="0" w:color="000000"/>
@@ -7210,18 +7372,18 @@
         </w:tc>
         <w:tc>
           <w:tcPr>
-            <w:tcW w:w="3913" w:type="dxa"/>
-            <w:tcBorders>
-              <w:top w:val="single" w:sz="8" w:space="0" w:color="000000"/>
-              <w:left w:val="single" w:sz="8" w:space="0" w:color="000000"/>
-              <w:bottom w:val="single" w:sz="8" w:space="0" w:color="000000"/>
-              <w:right w:val="single" w:sz="8" w:space="0" w:color="000000"/>
-            </w:tcBorders>
-            <w:vAlign w:val="center"/>
-          </w:tcPr>
-          <w:p>
-            <w:pPr>
-              <w:jc w:val="both"/>
+            <w:tcW w:w="2835" w:type="dxa"/>
+            <w:tcBorders>
+              <w:top w:val="single" w:sz="8" w:space="0" w:color="000000"/>
+              <w:left w:val="single" w:sz="8" w:space="0" w:color="000000"/>
+              <w:bottom w:val="single" w:sz="8" w:space="0" w:color="000000"/>
+              <w:right w:val="single" w:sz="8" w:space="0" w:color="000000"/>
+            </w:tcBorders>
+            <w:vAlign w:val="center"/>
+          </w:tcPr>
+          <w:p>
+            <w:pPr>
+              <w:jc w:val="left"/>
               <w:rPr>
                 <w:sz w:val="24"/>
                 <w:szCs w:val="24"/>
@@ -7240,11 +7402,12 @@
       </w:tr>
       <w:tr>
         <w:trPr>
+          <w:cantSplit/>
           <w:jc w:val="center"/>
         </w:trPr>
         <w:tc>
           <w:tcPr>
-            <w:tcW w:w="3367" w:type="dxa"/>
+            <w:tcW w:w="4309" w:type="dxa"/>
             <w:tcBorders>
               <w:top w:val="single" w:sz="8" w:space="0" w:color="000000"/>
               <w:left w:val="single" w:sz="8" w:space="0" w:color="000000"/>
@@ -7272,7 +7435,7 @@
         </w:tc>
         <w:tc>
           <w:tcPr>
-            <w:tcW w:w="2248" w:type="dxa"/>
+            <w:tcW w:w="1927" w:type="dxa"/>
             <w:tcBorders>
               <w:top w:val="single" w:sz="8" w:space="0" w:color="000000"/>
               <w:left w:val="single" w:sz="8" w:space="0" w:color="000000"/>
@@ -7300,18 +7463,18 @@
         </w:tc>
         <w:tc>
           <w:tcPr>
-            <w:tcW w:w="3913" w:type="dxa"/>
-            <w:tcBorders>
-              <w:top w:val="single" w:sz="8" w:space="0" w:color="000000"/>
-              <w:left w:val="single" w:sz="8" w:space="0" w:color="000000"/>
-              <w:bottom w:val="single" w:sz="8" w:space="0" w:color="000000"/>
-              <w:right w:val="single" w:sz="8" w:space="0" w:color="000000"/>
-            </w:tcBorders>
-            <w:vAlign w:val="center"/>
-          </w:tcPr>
-          <w:p>
-            <w:pPr>
-              <w:jc w:val="both"/>
+            <w:tcW w:w="2835" w:type="dxa"/>
+            <w:tcBorders>
+              <w:top w:val="single" w:sz="8" w:space="0" w:color="000000"/>
+              <w:left w:val="single" w:sz="8" w:space="0" w:color="000000"/>
+              <w:bottom w:val="single" w:sz="8" w:space="0" w:color="000000"/>
+              <w:right w:val="single" w:sz="8" w:space="0" w:color="000000"/>
+            </w:tcBorders>
+            <w:vAlign w:val="center"/>
+          </w:tcPr>
+          <w:p>
+            <w:pPr>
+              <w:jc w:val="left"/>
               <w:rPr>
                 <w:sz w:val="24"/>
                 <w:szCs w:val="24"/>
@@ -7449,7 +7612,7 @@
           <w:sz w:val="24"/>
           <w:szCs w:val="24"/>
         </w:rPr>
-        <w:t xml:space="preserve">Gambar 1. Alur rotasi (USULAN). Garis putus-putus kembali ke alur utama. Tanggapan, pengajuan perubahan hak akses, dan laporan hasil rotasi oleh Atasan Langsung Tujuan dan Atasan Langsung Asal ada di butir 6.2, 6.4, dan 6.5.</w:t>
+        <w:t xml:space="preserve">Gambar 1. Alur rotasi (USULAN). Garis putus-putus kembali ke alur utama. Langkah Atasan Langsung Tujuan dan Atasan Langsung Asal untuk tanggapan, pengajuan perubahan hak akses, dan laporan hasil rotasi mengikuti butir 6.2, 6.4, dan 6.5.</w:t>
       </w:r>
     </w:p>
     <w:p>
@@ -7484,6 +7647,7 @@
     <w:p>
       <w:pPr>
         <w:pStyle w:val="Heading1"/>
+        <w:keepNext/>
         <w:numPr>
           <w:ilvl w:val="0"/>
           <w:numId w:val="7"/>
@@ -7512,6 +7676,8 @@
       </w:tblGrid>
       <w:tr>
         <w:trPr>
+          <w:cantSplit/>
+          <w:tblHeader/>
           <w:jc w:val="center"/>
         </w:trPr>
         <w:tc>
@@ -7527,6 +7693,7 @@
           </w:tcPr>
           <w:p>
             <w:pPr>
+              <w:keepNext/>
               <w:jc w:val="center"/>
               <w:rPr>
                 <w:sz w:val="24"/>
@@ -7557,6 +7724,7 @@
           </w:tcPr>
           <w:p>
             <w:pPr>
+              <w:keepNext/>
               <w:jc w:val="center"/>
               <w:rPr>
                 <w:sz w:val="24"/>
@@ -7587,6 +7755,7 @@
           </w:tcPr>
           <w:p>
             <w:pPr>
+              <w:keepNext/>
               <w:jc w:val="center"/>
               <w:rPr>
                 <w:sz w:val="24"/>
@@ -7607,6 +7776,7 @@
       </w:tr>
       <w:tr>
         <w:trPr>
+          <w:cantSplit/>
           <w:jc w:val="center"/>
         </w:trPr>
         <w:tc>
@@ -7678,7 +7848,7 @@
           </w:tcPr>
           <w:p>
             <w:pPr>
-              <w:jc w:val="both"/>
+              <w:jc w:val="left"/>
               <w:rPr>
                 <w:sz w:val="24"/>
                 <w:szCs w:val="24"/>
@@ -7697,6 +7867,7 @@
       </w:tr>
       <w:tr>
         <w:trPr>
+          <w:cantSplit/>
           <w:jc w:val="center"/>
         </w:trPr>
         <w:tc>
@@ -7768,7 +7939,7 @@
           </w:tcPr>
           <w:p>
             <w:pPr>
-              <w:jc w:val="both"/>
+              <w:jc w:val="left"/>
               <w:rPr>
                 <w:sz w:val="24"/>
                 <w:szCs w:val="24"/>
@@ -7787,6 +7958,7 @@
       </w:tr>
       <w:tr>
         <w:trPr>
+          <w:cantSplit/>
           <w:jc w:val="center"/>
         </w:trPr>
         <w:tc>
@@ -7858,7 +8030,7 @@
           </w:tcPr>
           <w:p>
             <w:pPr>
-              <w:jc w:val="both"/>
+              <w:jc w:val="left"/>
               <w:rPr>
                 <w:sz w:val="24"/>
                 <w:szCs w:val="24"/>
@@ -7877,6 +8049,7 @@
       </w:tr>
       <w:tr>
         <w:trPr>
+          <w:cantSplit/>
           <w:jc w:val="center"/>
         </w:trPr>
         <w:tc>
@@ -7948,7 +8121,7 @@
           </w:tcPr>
           <w:p>
             <w:pPr>
-              <w:jc w:val="both"/>
+              <w:jc w:val="left"/>
               <w:rPr>
                 <w:sz w:val="24"/>
                 <w:szCs w:val="24"/>
@@ -7967,6 +8140,7 @@
       </w:tr>
       <w:tr>
         <w:trPr>
+          <w:cantSplit/>
           <w:jc w:val="center"/>
         </w:trPr>
         <w:tc>
@@ -8038,7 +8212,7 @@
           </w:tcPr>
           <w:p>
             <w:pPr>
-              <w:jc w:val="both"/>
+              <w:jc w:val="left"/>
               <w:rPr>
                 <w:sz w:val="24"/>
                 <w:szCs w:val="24"/>
@@ -8057,6 +8231,7 @@
       </w:tr>
       <w:tr>
         <w:trPr>
+          <w:cantSplit/>
           <w:jc w:val="center"/>
         </w:trPr>
         <w:tc>
@@ -8128,7 +8303,7 @@
           </w:tcPr>
           <w:p>
             <w:pPr>
-              <w:jc w:val="both"/>
+              <w:jc w:val="left"/>
               <w:rPr>
                 <w:sz w:val="24"/>
                 <w:szCs w:val="24"/>
@@ -8147,6 +8322,7 @@
       </w:tr>
       <w:tr>
         <w:trPr>
+          <w:cantSplit/>
           <w:jc w:val="center"/>
         </w:trPr>
         <w:tc>
@@ -8218,7 +8394,7 @@
           </w:tcPr>
           <w:p>
             <w:pPr>
-              <w:jc w:val="both"/>
+              <w:jc w:val="left"/>
               <w:rPr>
                 <w:sz w:val="24"/>
                 <w:szCs w:val="24"/>
@@ -8237,6 +8413,7 @@
       </w:tr>
       <w:tr>
         <w:trPr>
+          <w:cantSplit/>
           <w:jc w:val="center"/>
         </w:trPr>
         <w:tc>
@@ -8308,7 +8485,7 @@
           </w:tcPr>
           <w:p>
             <w:pPr>
-              <w:jc w:val="both"/>
+              <w:jc w:val="left"/>
               <w:rPr>
                 <w:sz w:val="24"/>
                 <w:szCs w:val="24"/>
@@ -8327,6 +8504,7 @@
       </w:tr>
       <w:tr>
         <w:trPr>
+          <w:cantSplit/>
           <w:jc w:val="center"/>
         </w:trPr>
         <w:tc>
@@ -8398,7 +8576,7 @@
           </w:tcPr>
           <w:p>
             <w:pPr>
-              <w:jc w:val="both"/>
+              <w:jc w:val="left"/>
               <w:rPr>
                 <w:sz w:val="24"/>
                 <w:szCs w:val="24"/>
@@ -8427,6 +8605,7 @@
     <w:p>
       <w:pPr>
         <w:pStyle w:val="Heading1"/>
+        <w:keepNext/>
         <w:numPr>
           <w:ilvl w:val="0"/>
           <w:numId w:val="7"/>
@@ -8459,6 +8638,10 @@
         <w:gridCol w:w="6765"/>
       </w:tblGrid>
       <w:tr>
+        <w:trPr>
+          <w:cantSplit/>
+          <w:tblHeader/>
+        </w:trPr>
         <w:tc>
           <w:tcPr>
             <w:tcW w:w="2745" w:type="dxa"/>
@@ -8471,6 +8654,7 @@
           </w:tcPr>
           <w:p>
             <w:pPr>
+              <w:keepNext/>
               <w:spacing w:after="120" w:line="252" w:lineRule="auto"/>
               <w:rPr>
                 <w:sz w:val="24"/>
@@ -8499,8 +8683,9 @@
           </w:tcPr>
           <w:p>
             <w:pPr>
+              <w:keepNext/>
               <w:spacing w:after="120" w:line="252" w:lineRule="auto"/>
-              <w:jc w:val="both"/>
+              <w:jc w:val="left"/>
               <w:rPr>
                 <w:sz w:val="24"/>
                 <w:szCs w:val="24"/>
@@ -8518,6 +8703,9 @@
         </w:tc>
       </w:tr>
       <w:tr>
+        <w:trPr>
+          <w:cantSplit/>
+        </w:trPr>
         <w:tc>
           <w:tcPr>
             <w:tcW w:w="2745" w:type="dxa"/>
@@ -8559,7 +8747,7 @@
           <w:p>
             <w:pPr>
               <w:spacing w:after="120" w:line="252" w:lineRule="auto"/>
-              <w:jc w:val="both"/>
+              <w:jc w:val="left"/>
               <w:rPr>
                 <w:sz w:val="24"/>
                 <w:szCs w:val="24"/>
@@ -8577,6 +8765,9 @@
         </w:tc>
       </w:tr>
       <w:tr>
+        <w:trPr>
+          <w:cantSplit/>
+        </w:trPr>
         <w:tc>
           <w:tcPr>
             <w:tcW w:w="2745" w:type="dxa"/>
@@ -8618,24 +8809,27 @@
           <w:p>
             <w:pPr>
               <w:spacing w:after="120" w:line="252" w:lineRule="auto"/>
-              <w:jc w:val="both"/>
-              <w:rPr>
-                <w:sz w:val="24"/>
-                <w:szCs w:val="24"/>
-              </w:rPr>
-            </w:pPr>
-            <w:r>
-              <w:rPr>
-                <w:b w:val="0"/>
-                <w:sz w:val="24"/>
-                <w:szCs w:val="24"/>
-              </w:rPr>
-              <w:t>HRGA Officer mengembalikan usulan ke Atasan Langsung Asal beserta daftar kekurangan. Penilaian berlanjut sesudah Atasan Langsung Asal mengirim usulan yang lengkap.</w:t>
+              <w:jc w:val="left"/>
+              <w:rPr>
+                <w:sz w:val="24"/>
+                <w:szCs w:val="24"/>
+              </w:rPr>
+            </w:pPr>
+            <w:r>
+              <w:rPr>
+                <w:b w:val="0"/>
+                <w:sz w:val="24"/>
+                <w:szCs w:val="24"/>
+              </w:rPr>
+              <w:t>HRGA Officer mengembalikan usulan ke Atasan Langsung Asal beserta daftar kekurangan. Penilaian berlanjut setelah Atasan Langsung Asal mengirim usulan yang lengkap.</w:t>
             </w:r>
           </w:p>
         </w:tc>
       </w:tr>
       <w:tr>
+        <w:trPr>
+          <w:cantSplit/>
+        </w:trPr>
         <w:tc>
           <w:tcPr>
             <w:tcW w:w="2745" w:type="dxa"/>
@@ -8677,7 +8871,7 @@
           <w:p>
             <w:pPr>
               <w:spacing w:after="120" w:line="252" w:lineRule="auto"/>
-              <w:jc w:val="both"/>
+              <w:jc w:val="left"/>
               <w:rPr>
                 <w:sz w:val="24"/>
                 <w:szCs w:val="24"/>
@@ -8695,6 +8889,9 @@
         </w:tc>
       </w:tr>
       <w:tr>
+        <w:trPr>
+          <w:cantSplit/>
+        </w:trPr>
         <w:tc>
           <w:tcPr>
             <w:tcW w:w="2745" w:type="dxa"/>
@@ -8736,7 +8933,7 @@
           <w:p>
             <w:pPr>
               <w:spacing w:after="120" w:line="252" w:lineRule="auto"/>
-              <w:jc w:val="both"/>
+              <w:jc w:val="left"/>
               <w:rPr>
                 <w:sz w:val="24"/>
                 <w:szCs w:val="24"/>
@@ -8754,6 +8951,9 @@
         </w:tc>
       </w:tr>
       <w:tr>
+        <w:trPr>
+          <w:cantSplit/>
+        </w:trPr>
         <w:tc>
           <w:tcPr>
             <w:tcW w:w="2745" w:type="dxa"/>
@@ -8795,24 +8995,27 @@
           <w:p>
             <w:pPr>
               <w:spacing w:after="120" w:line="252" w:lineRule="auto"/>
-              <w:jc w:val="both"/>
-              <w:rPr>
-                <w:sz w:val="24"/>
-                <w:szCs w:val="24"/>
-              </w:rPr>
-            </w:pPr>
-            <w:r>
-              <w:rPr>
-                <w:b w:val="0"/>
-                <w:sz w:val="24"/>
-                <w:szCs w:val="24"/>
-              </w:rPr>
-              <w:t>HR Lead mengembalikan usulan ke Atasan Langsung Asal beserta alasannya. Usulan itu tidak diproses lewat SOP ini (USULAN).</w:t>
+              <w:jc w:val="left"/>
+              <w:rPr>
+                <w:sz w:val="24"/>
+                <w:szCs w:val="24"/>
+              </w:rPr>
+            </w:pPr>
+            <w:r>
+              <w:rPr>
+                <w:b w:val="0"/>
+                <w:sz w:val="24"/>
+                <w:szCs w:val="24"/>
+              </w:rPr>
+              <w:t>HR Lead mengembalikan usulan ke Atasan Langsung Asal beserta alasannya. Usulan itu tidak diproses melalui SOP ini (USULAN).</w:t>
             </w:r>
           </w:p>
         </w:tc>
       </w:tr>
       <w:tr>
+        <w:trPr>
+          <w:cantSplit/>
+        </w:trPr>
         <w:tc>
           <w:tcPr>
             <w:tcW w:w="2745" w:type="dxa"/>
@@ -8854,7 +9057,7 @@
           <w:p>
             <w:pPr>
               <w:spacing w:after="120" w:line="252" w:lineRule="auto"/>
-              <w:jc w:val="both"/>
+              <w:jc w:val="left"/>
               <w:rPr>
                 <w:sz w:val="24"/>
                 <w:szCs w:val="24"/>
@@ -8872,6 +9075,9 @@
         </w:tc>
       </w:tr>
       <w:tr>
+        <w:trPr>
+          <w:cantSplit/>
+        </w:trPr>
         <w:tc>
           <w:tcPr>
             <w:tcW w:w="2745" w:type="dxa"/>
@@ -8913,7 +9119,7 @@
           <w:p>
             <w:pPr>
               <w:spacing w:after="120" w:line="252" w:lineRule="auto"/>
-              <w:jc w:val="both"/>
+              <w:jc w:val="left"/>
               <w:rPr>
                 <w:sz w:val="24"/>
                 <w:szCs w:val="24"/>
@@ -8931,6 +9137,9 @@
         </w:tc>
       </w:tr>
       <w:tr>
+        <w:trPr>
+          <w:cantSplit/>
+        </w:trPr>
         <w:tc>
           <w:tcPr>
             <w:tcW w:w="2745" w:type="dxa"/>
@@ -8972,7 +9181,7 @@
           <w:p>
             <w:pPr>
               <w:spacing w:after="120" w:line="252" w:lineRule="auto"/>
-              <w:jc w:val="both"/>
+              <w:jc w:val="left"/>
               <w:rPr>
                 <w:sz w:val="24"/>
                 <w:szCs w:val="24"/>
@@ -8990,6 +9199,9 @@
         </w:tc>
       </w:tr>
       <w:tr>
+        <w:trPr>
+          <w:cantSplit/>
+        </w:trPr>
         <w:tc>
           <w:tcPr>
             <w:tcW w:w="2745" w:type="dxa"/>
@@ -9031,7 +9243,7 @@
           <w:p>
             <w:pPr>
               <w:spacing w:after="120" w:line="252" w:lineRule="auto"/>
-              <w:jc w:val="both"/>
+              <w:jc w:val="left"/>
               <w:rPr>
                 <w:sz w:val="24"/>
                 <w:szCs w:val="24"/>
@@ -9102,7 +9314,7 @@
           <w:sz w:val="24"/>
           <w:szCs w:val="24"/>
         </w:rPr>
-        <w:t xml:space="preserve">HR Lead selaku pemilik SOP memeriksa kepatuhan terhadap SOP ini dengan membandingkan rekaman di bagian 11 dengan langkah di bagian 6 dan batas waktu di bagian 8 (USULAN).</w:t>
+        <w:t xml:space="preserve">HR Lead selaku pemilik SOP memeriksa kepatuhan dengan mencocokkan record rotasi terhadap langkah prosedur dan batas waktunya (USULAN).</w:t>
       </w:r>
     </w:p>
     <w:p>
@@ -9126,7 +9338,7 @@
           <w:sz w:val="24"/>
           <w:szCs w:val="24"/>
         </w:rPr>
-        <w:t xml:space="preserve">HR Lead meninjau SOP ini setiap tahun, dan lebih awal bila grading jabatan ditetapkan.</w:t>
+        <w:t xml:space="preserve">HR Lead meninjau SOP ini setiap tahun. Review dilakukan lebih awal jika grading jabatan ditetapkan.</w:t>
       </w:r>
     </w:p>
     <w:p>
@@ -9178,6 +9390,7 @@
     </w:p>
     <w:p>
       <w:pPr>
+        <w:keepNext/>
         <w:pBdr>
           <w:top w:val="nil"/>
           <w:left w:val="nil"/>
@@ -9224,6 +9437,8 @@
       </w:tblGrid>
       <w:tr>
         <w:trPr>
+          <w:cantSplit/>
+          <w:tblHeader/>
           <w:jc w:val="center"/>
         </w:trPr>
         <w:tc>
@@ -9233,6 +9448,7 @@
           </w:tcPr>
           <w:p>
             <w:pPr>
+              <w:keepNext/>
               <w:jc w:val="center"/>
               <w:rPr>
                 <w:sz w:val="24"/>
@@ -9257,6 +9473,7 @@
           </w:tcPr>
           <w:p>
             <w:pPr>
+              <w:keepNext/>
               <w:jc w:val="center"/>
               <w:rPr>
                 <w:sz w:val="24"/>
@@ -9277,6 +9494,7 @@
       </w:tr>
       <w:tr>
         <w:trPr>
+          <w:cantSplit/>
           <w:jc w:val="center"/>
         </w:trPr>
         <w:tc>
@@ -9326,6 +9544,7 @@
       </w:tr>
       <w:tr>
         <w:trPr>
+          <w:cantSplit/>
           <w:jc w:val="center"/>
         </w:trPr>
         <w:tc>
@@ -9375,6 +9594,7 @@
       </w:tr>
       <w:tr>
         <w:trPr>
+          <w:cantSplit/>
           <w:jc w:val="center"/>
         </w:trPr>
         <w:tc>
@@ -9417,13 +9637,14 @@
                 <w:sz w:val="24"/>
                 <w:szCs w:val="24"/>
               </w:rPr>
-              <w:t>Employee Competency Matrix: standar keterampilan, pengetahuan, dan perilaku per tingkatan jabatan; acuan tingkatan jabatan bila sudah disahkan (butir 4.2 SOP ini, (USULAN)).</w:t>
+              <w:t>Employee Competency Matrix: standar keterampilan, pengetahuan, dan perilaku per tingkatan jabatan; acuan tingkatan jabatan jika sudah disahkan, sesuai butir 4.2 SOP ini (USULAN).</w:t>
             </w:r>
           </w:p>
         </w:tc>
       </w:tr>
       <w:tr>
         <w:trPr>
+          <w:cantSplit/>
           <w:jc w:val="center"/>
         </w:trPr>
         <w:tc>
@@ -9466,13 +9687,14 @@
                 <w:sz w:val="24"/>
                 <w:szCs w:val="24"/>
               </w:rPr>
-              <w:t>Annual Training Plan &amp; Training Matrix: tempat tindakan pelatihan atas kesenjangan keterampilan (butir 4.3 dan 6.5 SOP ini, (USULAN)).</w:t>
+              <w:t>Annual Training Plan &amp; Training Matrix: tempat tindakan pelatihan atas kesenjangan keterampilan, sesuai butir 4.3 dan 6.5 SOP ini (USULAN).</w:t>
             </w:r>
           </w:p>
         </w:tc>
       </w:tr>
       <w:tr>
         <w:trPr>
+          <w:cantSplit/>
           <w:jc w:val="center"/>
         </w:trPr>
         <w:tc>
@@ -9522,6 +9744,7 @@
       </w:tr>
       <w:tr>
         <w:trPr>
+          <w:cantSplit/>
           <w:jc w:val="center"/>
         </w:trPr>
         <w:tc>
@@ -9571,6 +9794,7 @@
       </w:tr>
       <w:tr>
         <w:trPr>
+          <w:cantSplit/>
           <w:jc w:val="center"/>
         </w:trPr>
         <w:tc>
@@ -9620,6 +9844,7 @@
       </w:tr>
       <w:tr>
         <w:trPr>
+          <w:cantSplit/>
           <w:jc w:val="center"/>
         </w:trPr>
         <w:tc>
@@ -9669,6 +9894,7 @@
       </w:tr>
       <w:tr>
         <w:trPr>
+          <w:cantSplit/>
           <w:jc w:val="center"/>
         </w:trPr>
         <w:tc>
@@ -9711,13 +9937,14 @@
                 <w:sz w:val="24"/>
                 <w:szCs w:val="24"/>
               </w:rPr>
-              <w:t>Information Classification &amp; Handling Procedure: tingkat klasifikasi rekaman rotasi (butir 4.10 SOP ini).</w:t>
+              <w:t>Information Classification &amp; Handling Procedure: tingkat klasifikasi record rotasi (butir 4.10 SOP ini).</w:t>
             </w:r>
           </w:p>
         </w:tc>
       </w:tr>
       <w:tr>
         <w:trPr>
+          <w:cantSplit/>
           <w:jc w:val="center"/>
         </w:trPr>
         <w:tc>
@@ -9768,6 +9995,7 @@
     </w:tbl>
     <w:p>
       <w:pPr>
+        <w:keepNext/>
         <w:pBdr>
           <w:top w:val="nil"/>
           <w:left w:val="nil"/>
@@ -9807,6 +10035,8 @@
       </w:tblGrid>
       <w:tr>
         <w:trPr>
+          <w:cantSplit/>
+          <w:tblHeader/>
           <w:jc w:val="center"/>
         </w:trPr>
         <w:tc>
@@ -9822,6 +10052,7 @@
           </w:tcPr>
           <w:p>
             <w:pPr>
+              <w:keepNext/>
               <w:jc w:val="center"/>
               <w:rPr>
                 <w:sz w:val="24"/>
@@ -9852,6 +10083,7 @@
           </w:tcPr>
           <w:p>
             <w:pPr>
+              <w:keepNext/>
               <w:jc w:val="center"/>
               <w:rPr>
                 <w:sz w:val="24"/>
@@ -9882,6 +10114,7 @@
           </w:tcPr>
           <w:p>
             <w:pPr>
+              <w:keepNext/>
               <w:jc w:val="center"/>
               <w:rPr>
                 <w:sz w:val="24"/>
@@ -9902,6 +10135,7 @@
       </w:tr>
       <w:tr>
         <w:trPr>
+          <w:cantSplit/>
           <w:jc w:val="center"/>
         </w:trPr>
         <w:tc>
@@ -9973,7 +10207,7 @@
           </w:tcPr>
           <w:p>
             <w:pPr>
-              <w:jc w:val="both"/>
+              <w:jc w:val="left"/>
               <w:rPr>
                 <w:sz w:val="24"/>
                 <w:szCs w:val="24"/>
@@ -9992,6 +10226,7 @@
       </w:tr>
       <w:tr>
         <w:trPr>
+          <w:cantSplit/>
           <w:jc w:val="center"/>
         </w:trPr>
         <w:tc>
@@ -10063,7 +10298,7 @@
           </w:tcPr>
           <w:p>
             <w:pPr>
-              <w:jc w:val="both"/>
+              <w:jc w:val="left"/>
               <w:rPr>
                 <w:sz w:val="24"/>
                 <w:szCs w:val="24"/>
@@ -10082,6 +10317,7 @@
       </w:tr>
       <w:tr>
         <w:trPr>
+          <w:cantSplit/>
           <w:jc w:val="center"/>
         </w:trPr>
         <w:tc>
@@ -10153,7 +10389,7 @@
           </w:tcPr>
           <w:p>
             <w:pPr>
-              <w:jc w:val="both"/>
+              <w:jc w:val="left"/>
               <w:rPr>
                 <w:sz w:val="24"/>
                 <w:szCs w:val="24"/>
